--- a/explanation.docx
+++ b/explanation.docx
@@ -7,13 +7,37 @@
         <w:pStyle w:val="Title"/>
       </w:pPr>
       <w:r>
-        <w:t xml:space="preserve">Full</w:t>
-      </w:r>
-      <w:r>
-        <w:t xml:space="preserve"> </w:t>
-      </w:r>
-      <w:r>
-        <w:t xml:space="preserve">Stack</w:t>
+        <w:t xml:space="preserve">Building,</w:t>
+      </w:r>
+      <w:r>
+        <w:t xml:space="preserve"> </w:t>
+      </w:r>
+      <w:r>
+        <w:t xml:space="preserve">Deploying</w:t>
+      </w:r>
+      <w:r>
+        <w:t xml:space="preserve"> </w:t>
+      </w:r>
+      <w:r>
+        <w:t xml:space="preserve">and</w:t>
+      </w:r>
+      <w:r>
+        <w:t xml:space="preserve"> </w:t>
+      </w:r>
+      <w:r>
+        <w:t xml:space="preserve">Serving</w:t>
+      </w:r>
+      <w:r>
+        <w:t xml:space="preserve"> </w:t>
+      </w:r>
+      <w:r>
+        <w:t xml:space="preserve">a</w:t>
+      </w:r>
+      <w:r>
+        <w:t xml:space="preserve"> </w:t>
+      </w:r>
+      <w:r>
+        <w:t xml:space="preserve">Sticker</w:t>
       </w:r>
       <w:r>
         <w:t xml:space="preserve"> </w:t>
@@ -43,7 +67,31 @@
         <w:t xml:space="preserve"> </w:t>
       </w:r>
       <w:r>
-        <w:t xml:space="preserve">Application</w:t>
+        <w:t xml:space="preserve">Model</w:t>
+      </w:r>
+      <w:r>
+        <w:t xml:space="preserve"> </w:t>
+      </w:r>
+      <w:r>
+        <w:t xml:space="preserve">with</w:t>
+      </w:r>
+      <w:r>
+        <w:t xml:space="preserve"> </w:t>
+      </w:r>
+      <w:r>
+        <w:t xml:space="preserve">FastAI</w:t>
+      </w:r>
+      <w:r>
+        <w:t xml:space="preserve"> </w:t>
+      </w:r>
+      <w:r>
+        <w:t xml:space="preserve">and</w:t>
+      </w:r>
+      <w:r>
+        <w:t xml:space="preserve"> </w:t>
+      </w:r>
+      <w:r>
+        <w:t xml:space="preserve">Modal</w:t>
       </w:r>
     </w:p>
     <w:p>
@@ -78,15 +126,6 @@
       </w:r>
       <w:r>
         <w:t xml:space="preserve">2025</w:t>
-      </w:r>
-    </w:p>
-    <w:bookmarkStart w:id="71" w:name="X12fb6cfb1c1381ef90e57b7d381537a43556c6f"/>
-    <w:p>
-      <w:pPr>
-        <w:pStyle w:val="Heading1"/>
-      </w:pPr>
-      <w:r>
-        <w:t xml:space="preserve">Building, Deploying and Serving a Sticker Sales Forecasting Machine Learning Model with fastai and Modal</w:t>
       </w:r>
     </w:p>
     <w:bookmarkStart w:id="28" w:name="background"/>
@@ -30174,7 +30213,6 @@
       </w:r>
     </w:p>
     <w:bookmarkEnd w:id="70"/>
-    <w:bookmarkEnd w:id="71"/>
     <w:sectPr/>
   </w:body>
 </w:document>

--- a/explanation.docx
+++ b/explanation.docx
@@ -98,15 +98,26 @@
       <w:pPr>
         <w:pStyle w:val="Author"/>
       </w:pPr>
-      <w:r>
-        <w:t xml:space="preserve">Silver</w:t>
-      </w:r>
-      <w:r>
-        <w:t xml:space="preserve"> </w:t>
-      </w:r>
-      <w:r>
-        <w:t xml:space="preserve">Rubanza</w:t>
-      </w:r>
+      <w:hyperlink r:id="rId20">
+        <w:r>
+          <w:rPr>
+            <w:rStyle w:val="Hyperlink"/>
+          </w:rPr>
+          <w:t xml:space="preserve">Silver</w:t>
+        </w:r>
+        <w:r>
+          <w:rPr>
+            <w:rStyle w:val="Hyperlink"/>
+          </w:rPr>
+          <w:t xml:space="preserve"> </w:t>
+        </w:r>
+        <w:r>
+          <w:rPr>
+            <w:rStyle w:val="Hyperlink"/>
+          </w:rPr>
+          <w:t xml:space="preserve">Rubanza</w:t>
+        </w:r>
+      </w:hyperlink>
     </w:p>
     <w:p>
       <w:pPr>
@@ -128,7 +139,7 @@
         <w:t xml:space="preserve">2025</w:t>
       </w:r>
     </w:p>
-    <w:bookmarkStart w:id="28" w:name="background"/>
+    <w:bookmarkStart w:id="29" w:name="background"/>
     <w:p>
       <w:pPr>
         <w:pStyle w:val="Heading3"/>
@@ -147,7 +158,7 @@
       <w:r>
         <w:t xml:space="preserve"> </w:t>
       </w:r>
-      <w:hyperlink r:id="rId20">
+      <w:hyperlink r:id="rId21">
         <w:r>
           <w:rPr>
             <w:rStyle w:val="Hyperlink"/>
@@ -195,7 +206,7 @@
       <w:r>
         <w:t xml:space="preserve"> </w:t>
       </w:r>
-      <w:hyperlink r:id="rId21">
+      <w:hyperlink r:id="rId22">
         <w:r>
           <w:rPr>
             <w:rStyle w:val="Hyperlink"/>
@@ -225,7 +236,7 @@
       <w:pPr>
         <w:pStyle w:val="BodyText"/>
       </w:pPr>
-      <w:hyperlink r:id="rId22">
+      <w:hyperlink r:id="rId23">
         <w:r>
           <w:rPr>
             <w:rStyle w:val="Hyperlink"/>
@@ -306,7 +317,7 @@
       <w:r>
         <w:t xml:space="preserve"> </w:t>
       </w:r>
-      <w:hyperlink r:id="rId23">
+      <w:hyperlink r:id="rId24">
         <w:r>
           <w:rPr>
             <w:rStyle w:val="Hyperlink"/>
@@ -386,7 +397,7 @@
       <w:pPr>
         <w:pStyle w:val="BodyText"/>
       </w:pPr>
-      <w:hyperlink r:id="rId24">
+      <w:hyperlink r:id="rId25">
         <w:r>
           <w:rPr>
             <w:rStyle w:val="Hyperlink"/>
@@ -447,18 +458,18 @@
                 <wp:inline>
                   <wp:extent cx="5334000" cy="2844985"/>
                   <wp:effectExtent b="0" l="0" r="0" t="0"/>
-                  <wp:docPr descr="" title="" id="26" name="Picture"/>
+                  <wp:docPr descr="" title="" id="27" name="Picture"/>
                   <a:graphic>
                     <a:graphicData uri="http://schemas.openxmlformats.org/drawingml/2006/picture">
                       <pic:pic>
                         <pic:nvPicPr>
-                          <pic:cNvPr descr="explanation_files/figure-docx/6708631f-1-s-full.png" id="27" name="Picture"/>
+                          <pic:cNvPr descr="explanation_files/figure-docx/6708631f-1-s-full.png" id="28" name="Picture"/>
                           <pic:cNvPicPr>
                             <a:picLocks noChangeArrowheads="1" noChangeAspect="1"/>
                           </pic:cNvPicPr>
                         </pic:nvPicPr>
                         <pic:blipFill>
-                          <a:blip r:embed="rId25"/>
+                          <a:blip r:embed="rId26"/>
                           <a:stretch>
                             <a:fillRect/>
                           </a:stretch>
@@ -509,8 +520,8 @@
         <w:t xml:space="preserve">As you can see above, once we pass in previously unseen data, our model returns new predictions for the number of stickers to be sold.</w:t>
       </w:r>
     </w:p>
-    <w:bookmarkEnd w:id="28"/>
-    <w:bookmarkStart w:id="30" w:name="evaluation"/>
+    <w:bookmarkEnd w:id="29"/>
+    <w:bookmarkStart w:id="31" w:name="evaluation"/>
     <w:p>
       <w:pPr>
         <w:pStyle w:val="Heading3"/>
@@ -529,7 +540,7 @@
       <w:r>
         <w:t xml:space="preserve"> </w:t>
       </w:r>
-      <w:hyperlink r:id="rId29">
+      <w:hyperlink r:id="rId30">
         <w:r>
           <w:rPr>
             <w:rStyle w:val="Hyperlink"/>
@@ -568,8 +579,8 @@
         <w:t xml:space="preserve">Let’s get started!</w:t>
       </w:r>
     </w:p>
-    <w:bookmarkEnd w:id="30"/>
-    <w:bookmarkStart w:id="31" w:name="project-structure"/>
+    <w:bookmarkEnd w:id="31"/>
+    <w:bookmarkStart w:id="32" w:name="project-structure"/>
     <w:p>
       <w:pPr>
         <w:pStyle w:val="Heading3"/>
@@ -752,8 +763,8 @@
         <w:t xml:space="preserve">    └── streamlit_ui.py            # Streamlit dashboard</w:t>
       </w:r>
     </w:p>
-    <w:bookmarkEnd w:id="31"/>
-    <w:bookmarkStart w:id="32" w:name="setting-up-your-environment"/>
+    <w:bookmarkEnd w:id="32"/>
+    <w:bookmarkStart w:id="33" w:name="setting-up-your-environment"/>
     <w:p>
       <w:pPr>
         <w:pStyle w:val="Heading3"/>
@@ -1115,8 +1126,8 @@
         <w:t xml:space="preserve">pip install streamlit pandas requests plotly</w:t>
       </w:r>
     </w:p>
-    <w:bookmarkEnd w:id="32"/>
-    <w:bookmarkStart w:id="33" w:name="imports"/>
+    <w:bookmarkEnd w:id="33"/>
+    <w:bookmarkStart w:id="34" w:name="imports"/>
     <w:p>
       <w:pPr>
         <w:pStyle w:val="Heading3"/>
@@ -2399,8 +2410,8 @@
         <w:t xml:space="preserve"> modal</w:t>
       </w:r>
     </w:p>
-    <w:bookmarkEnd w:id="33"/>
-    <w:bookmarkStart w:id="43" w:name="extract-and-load-with-airbyte"/>
+    <w:bookmarkEnd w:id="34"/>
+    <w:bookmarkStart w:id="44" w:name="extract-and-load-with-airbyte"/>
     <w:p>
       <w:pPr>
         <w:pStyle w:val="Heading2"/>
@@ -2431,18 +2442,18 @@
                 <wp:inline>
                   <wp:extent cx="5334000" cy="1822579"/>
                   <wp:effectExtent b="0" l="0" r="0" t="0"/>
-                  <wp:docPr descr="" title="" id="35" name="Picture"/>
+                  <wp:docPr descr="" title="" id="36" name="Picture"/>
                   <a:graphic>
                     <a:graphicData uri="http://schemas.openxmlformats.org/drawingml/2006/picture">
                       <pic:pic>
                         <pic:nvPicPr>
-                          <pic:cNvPr descr="explanation_files/figure-docx/0d367be1-1-airbyte-screenshot.png" id="36" name="Picture"/>
+                          <pic:cNvPr descr="explanation_files/figure-docx/0d367be1-1-airbyte-screenshot.png" id="37" name="Picture"/>
                           <pic:cNvPicPr>
                             <a:picLocks noChangeArrowheads="1" noChangeAspect="1"/>
                           </pic:cNvPicPr>
                         </pic:nvPicPr>
                         <pic:blipFill>
-                          <a:blip r:embed="rId34"/>
+                          <a:blip r:embed="rId35"/>
                           <a:stretch>
                             <a:fillRect/>
                           </a:stretch>
@@ -2503,7 +2514,7 @@
       <w:r>
         <w:t xml:space="preserve"> </w:t>
       </w:r>
-      <w:hyperlink r:id="rId37">
+      <w:hyperlink r:id="rId38">
         <w:r>
           <w:rPr>
             <w:rStyle w:val="Hyperlink"/>
@@ -2533,7 +2544,7 @@
       <w:r>
         <w:t xml:space="preserve"> </w:t>
       </w:r>
-      <w:hyperlink r:id="rId38">
+      <w:hyperlink r:id="rId39">
         <w:r>
           <w:rPr>
             <w:rStyle w:val="Hyperlink"/>
@@ -2555,7 +2566,7 @@
       <w:r>
         <w:t xml:space="preserve"> </w:t>
       </w:r>
-      <w:hyperlink r:id="rId39">
+      <w:hyperlink r:id="rId40">
         <w:r>
           <w:rPr>
             <w:rStyle w:val="Hyperlink"/>
@@ -2687,7 +2698,7 @@
         <w:t xml:space="preserve">column, so lets go ahead and extract it. We have a few ways we can do this.</w:t>
       </w:r>
     </w:p>
-    <w:bookmarkStart w:id="40" w:name="approach-1"/>
+    <w:bookmarkStart w:id="41" w:name="approach-1"/>
     <w:p>
       <w:pPr>
         <w:pStyle w:val="Heading3"/>
@@ -2908,8 +2919,8 @@
         <w:t xml:space="preserve">output_df.head()</w:t>
       </w:r>
     </w:p>
-    <w:bookmarkEnd w:id="40"/>
-    <w:bookmarkStart w:id="41" w:name="approach-2"/>
+    <w:bookmarkEnd w:id="41"/>
+    <w:bookmarkStart w:id="42" w:name="approach-2"/>
     <w:p>
       <w:pPr>
         <w:pStyle w:val="Heading3"/>
@@ -4361,8 +4372,8 @@
         <w:t xml:space="preserve">    transformed_df.head()</w:t>
       </w:r>
     </w:p>
-    <w:bookmarkEnd w:id="41"/>
-    <w:bookmarkStart w:id="42" w:name="load-data"/>
+    <w:bookmarkEnd w:id="42"/>
+    <w:bookmarkStart w:id="43" w:name="load-data"/>
     <w:p>
       <w:pPr>
         <w:pStyle w:val="Heading3"/>
@@ -4629,9 +4640,9 @@
         <w:t xml:space="preserve">)</w:t>
       </w:r>
     </w:p>
-    <w:bookmarkEnd w:id="42"/>
     <w:bookmarkEnd w:id="43"/>
-    <w:bookmarkStart w:id="44" w:name="exploratory-data-analysis"/>
+    <w:bookmarkEnd w:id="44"/>
+    <w:bookmarkStart w:id="45" w:name="exploratory-data-analysis"/>
     <w:p>
       <w:pPr>
         <w:pStyle w:val="Heading2"/>
@@ -4768,8 +4779,8 @@
         <w:t xml:space="preserve">100</w:t>
       </w:r>
     </w:p>
-    <w:bookmarkEnd w:id="44"/>
-    <w:bookmarkStart w:id="45" w:name="data-upload---data_upload.py"/>
+    <w:bookmarkEnd w:id="45"/>
+    <w:bookmarkStart w:id="46" w:name="data-upload---data_upload.py"/>
     <w:p>
       <w:pPr>
         <w:pStyle w:val="Heading2"/>
@@ -6293,7 +6304,7 @@
         <w:rPr>
           <w:rStyle w:val="VerbatimChar"/>
         </w:rPr>
-        <w:t xml:space="preserve">python modal_upload.py ./data</w:t>
+        <w:t xml:space="preserve">python data_upload.py ./data</w:t>
       </w:r>
       <w:r>
         <w:t xml:space="preserve"> </w:t>
@@ -6302,8 +6313,8 @@
         <w:t xml:space="preserve">via the terminal to trigger the data upload.</w:t>
       </w:r>
     </w:p>
-    <w:bookmarkEnd w:id="45"/>
-    <w:bookmarkStart w:id="50" w:name="model-training---train.py"/>
+    <w:bookmarkEnd w:id="46"/>
+    <w:bookmarkStart w:id="51" w:name="model-training---train.py"/>
     <w:p>
       <w:pPr>
         <w:pStyle w:val="Heading2"/>
@@ -8898,7 +8909,7 @@
       <w:r>
         <w:t xml:space="preserve"> </w:t>
       </w:r>
-      <w:hyperlink r:id="rId46">
+      <w:hyperlink r:id="rId47">
         <w:r>
           <w:rPr>
             <w:rStyle w:val="VerbatimChar"/>
@@ -8915,7 +8926,7 @@
       <w:r>
         <w:t xml:space="preserve"> </w:t>
       </w:r>
-      <w:hyperlink r:id="rId21">
+      <w:hyperlink r:id="rId22">
         <w:r>
           <w:rPr>
             <w:rStyle w:val="Hyperlink"/>
@@ -9052,7 +9063,7 @@
       <w:r>
         <w:t xml:space="preserve"> </w:t>
       </w:r>
-      <w:hyperlink r:id="rId47">
+      <w:hyperlink r:id="rId48">
         <w:r>
           <w:rPr>
             <w:rStyle w:val="VerbatimChar"/>
@@ -9109,7 +9120,7 @@
       <w:r>
         <w:t xml:space="preserve"> </w:t>
       </w:r>
-      <w:hyperlink r:id="rId48">
+      <w:hyperlink r:id="rId49">
         <w:r>
           <w:rPr>
             <w:rStyle w:val="VerbatimChar"/>
@@ -9575,7 +9586,7 @@
         <w:t xml:space="preserve">). The model is finally serialized and saved to the bentoML model store.</w:t>
       </w:r>
     </w:p>
-    <w:bookmarkStart w:id="49" w:name="entry-point"/>
+    <w:bookmarkStart w:id="50" w:name="entry-point"/>
     <w:p>
       <w:pPr>
         <w:pStyle w:val="Heading3"/>
@@ -9969,7 +9980,7 @@
         <w:rPr>
           <w:rStyle w:val="VerbatimChar"/>
         </w:rPr>
-        <w:t xml:space="preserve">python modal_train.py</w:t>
+        <w:t xml:space="preserve">python train.py</w:t>
       </w:r>
       <w:r>
         <w:t xml:space="preserve"> </w:t>
@@ -9978,9 +9989,9 @@
         <w:t xml:space="preserve">via the terminal to trigger the machine learning model training and saving in modal cloud.</w:t>
       </w:r>
     </w:p>
-    <w:bookmarkEnd w:id="49"/>
     <w:bookmarkEnd w:id="50"/>
-    <w:bookmarkStart w:id="54" w:name="X628d9c0f2553b71f4e09314da4f88ed318e176c"/>
+    <w:bookmarkEnd w:id="51"/>
+    <w:bookmarkStart w:id="55" w:name="X628d9c0f2553b71f4e09314da4f88ed318e176c"/>
     <w:p>
       <w:pPr>
         <w:pStyle w:val="Heading2"/>
@@ -15437,7 +15448,7 @@
         <w:rPr>
           <w:rStyle w:val="CommentTok"/>
         </w:rPr>
-        <w:t xml:space="preserve"># CSV upload endpoint with optimized preprocessing</w:t>
+        <w:t xml:space="preserve"># CSV upload endpoint - with debugging info (commented out)</w:t>
       </w:r>
       <w:r>
         <w:br/>
@@ -15677,6 +15688,48 @@
         <w:rPr>
           <w:rStyle w:val="ImportTok"/>
         </w:rPr>
+        <w:t xml:space="preserve">import</w:t>
+      </w:r>
+      <w:r>
+        <w:rPr>
+          <w:rStyle w:val="NormalTok"/>
+        </w:rPr>
+        <w:t xml:space="preserve"> os</w:t>
+      </w:r>
+      <w:r>
+        <w:br/>
+      </w:r>
+      <w:r>
+        <w:rPr>
+          <w:rStyle w:val="NormalTok"/>
+        </w:rPr>
+        <w:t xml:space="preserve">    </w:t>
+      </w:r>
+      <w:r>
+        <w:rPr>
+          <w:rStyle w:val="ImportTok"/>
+        </w:rPr>
+        <w:t xml:space="preserve">import</w:t>
+      </w:r>
+      <w:r>
+        <w:rPr>
+          <w:rStyle w:val="NormalTok"/>
+        </w:rPr>
+        <w:t xml:space="preserve"> traceback</w:t>
+      </w:r>
+      <w:r>
+        <w:br/>
+      </w:r>
+      <w:r>
+        <w:rPr>
+          <w:rStyle w:val="NormalTok"/>
+        </w:rPr>
+        <w:t xml:space="preserve">    </w:t>
+      </w:r>
+      <w:r>
+        <w:rPr>
+          <w:rStyle w:val="ImportTok"/>
+        </w:rPr>
         <w:t xml:space="preserve">from</w:t>
       </w:r>
       <w:r>
@@ -15807,6 +15860,45 @@
       </w:r>
       <w:r>
         <w:rPr>
+          <w:rStyle w:val="CommentTok"/>
+        </w:rPr>
+        <w:t xml:space="preserve"># Uncomment for debugging</w:t>
+      </w:r>
+      <w:r>
+        <w:br/>
+      </w:r>
+      <w:r>
+        <w:rPr>
+          <w:rStyle w:val="NormalTok"/>
+        </w:rPr>
+        <w:t xml:space="preserve">    </w:t>
+      </w:r>
+      <w:r>
+        <w:rPr>
+          <w:rStyle w:val="CommentTok"/>
+        </w:rPr>
+        <w:t xml:space="preserve"># response_data = {"success": False, "debug_info": {}}</w:t>
+      </w:r>
+      <w:r>
+        <w:br/>
+      </w:r>
+      <w:r>
+        <w:rPr>
+          <w:rStyle w:val="NormalTok"/>
+        </w:rPr>
+        <w:t xml:space="preserve">    </w:t>
+      </w:r>
+      <w:r>
+        <w:br/>
+      </w:r>
+      <w:r>
+        <w:rPr>
+          <w:rStyle w:val="NormalTok"/>
+        </w:rPr>
+        <w:t xml:space="preserve">    </w:t>
+      </w:r>
+      <w:r>
+        <w:rPr>
           <w:rStyle w:val="ControlFlowTok"/>
         </w:rPr>
         <w:t xml:space="preserve">try</w:t>
@@ -15830,6 +15922,45 @@
         <w:rPr>
           <w:rStyle w:val="CommentTok"/>
         </w:rPr>
+        <w:t xml:space="preserve"># Debug information</w:t>
+      </w:r>
+      <w:r>
+        <w:br/>
+      </w:r>
+      <w:r>
+        <w:rPr>
+          <w:rStyle w:val="NormalTok"/>
+        </w:rPr>
+        <w:t xml:space="preserve">        </w:t>
+      </w:r>
+      <w:r>
+        <w:rPr>
+          <w:rStyle w:val="CommentTok"/>
+        </w:rPr>
+        <w:t xml:space="preserve"># response_data["debug_info"]["step"] = "Starting prediction process"</w:t>
+      </w:r>
+      <w:r>
+        <w:br/>
+      </w:r>
+      <w:r>
+        <w:rPr>
+          <w:rStyle w:val="NormalTok"/>
+        </w:rPr>
+        <w:t xml:space="preserve">        </w:t>
+      </w:r>
+      <w:r>
+        <w:br/>
+      </w:r>
+      <w:r>
+        <w:rPr>
+          <w:rStyle w:val="NormalTok"/>
+        </w:rPr>
+        <w:t xml:space="preserve">        </w:t>
+      </w:r>
+      <w:r>
+        <w:rPr>
+          <w:rStyle w:val="CommentTok"/>
+        </w:rPr>
         <w:t xml:space="preserve"># First, load or train model</w:t>
       </w:r>
       <w:r>
@@ -15863,6 +15994,12 @@
         <w:t xml:space="preserve">        </w:t>
       </w:r>
       <w:r>
+        <w:rPr>
+          <w:rStyle w:val="CommentTok"/>
+        </w:rPr>
+        <w:t xml:space="preserve"># response_data["debug_info"]["model_loaded"] = True</w:t>
+      </w:r>
+      <w:r>
         <w:br/>
       </w:r>
       <w:r>
@@ -15872,6 +16009,15 @@
         <w:t xml:space="preserve">        </w:t>
       </w:r>
       <w:r>
+        <w:br/>
+      </w:r>
+      <w:r>
+        <w:rPr>
+          <w:rStyle w:val="NormalTok"/>
+        </w:rPr>
+        <w:t xml:space="preserve">        </w:t>
+      </w:r>
+      <w:r>
         <w:rPr>
           <w:rStyle w:val="CommentTok"/>
         </w:rPr>
@@ -15995,6 +16141,36 @@
         <w:rPr>
           <w:rStyle w:val="NormalTok"/>
         </w:rPr>
+        <w:t xml:space="preserve">            </w:t>
+      </w:r>
+      <w:r>
+        <w:rPr>
+          <w:rStyle w:val="CommentTok"/>
+        </w:rPr>
+        <w:t xml:space="preserve"># response_data["debug_info"]["test_columns"] = test_df.columns.tolist()</w:t>
+      </w:r>
+      <w:r>
+        <w:br/>
+      </w:r>
+      <w:r>
+        <w:rPr>
+          <w:rStyle w:val="NormalTok"/>
+        </w:rPr>
+        <w:t xml:space="preserve">            </w:t>
+      </w:r>
+      <w:r>
+        <w:rPr>
+          <w:rStyle w:val="CommentTok"/>
+        </w:rPr>
+        <w:t xml:space="preserve"># response_data["debug_info"]["test_shape_before"] = test_df.shape</w:t>
+      </w:r>
+      <w:r>
+        <w:br/>
+      </w:r>
+      <w:r>
+        <w:rPr>
+          <w:rStyle w:val="NormalTok"/>
+        </w:rPr>
         <w:t xml:space="preserve">        </w:t>
       </w:r>
       <w:r>
@@ -16238,6 +16414,12 @@
         <w:t xml:space="preserve">        </w:t>
       </w:r>
       <w:r>
+        <w:rPr>
+          <w:rStyle w:val="CommentTok"/>
+        </w:rPr>
+        <w:t xml:space="preserve"># response_data["debug_info"]["test_shape_after_datepart"] = test_df.shape</w:t>
+      </w:r>
+      <w:r>
         <w:br/>
       </w:r>
       <w:r>
@@ -16250,16 +16432,40 @@
         <w:rPr>
           <w:rStyle w:val="CommentTok"/>
         </w:rPr>
-        <w:t xml:space="preserve"># Load saved preprocessing information</w:t>
-      </w:r>
-      <w:r>
-        <w:br/>
-      </w:r>
-      <w:r>
-        <w:rPr>
-          <w:rStyle w:val="NormalTok"/>
-        </w:rPr>
-        <w:t xml:space="preserve">        preproc_path </w:t>
+        <w:t xml:space="preserve"># response_data["debug_info"]["test_columns_after_datepart"] = test_df.columns.tolist()</w:t>
+      </w:r>
+      <w:r>
+        <w:br/>
+      </w:r>
+      <w:r>
+        <w:rPr>
+          <w:rStyle w:val="NormalTok"/>
+        </w:rPr>
+        <w:t xml:space="preserve">        </w:t>
+      </w:r>
+      <w:r>
+        <w:br/>
+      </w:r>
+      <w:r>
+        <w:rPr>
+          <w:rStyle w:val="NormalTok"/>
+        </w:rPr>
+        <w:t xml:space="preserve">        </w:t>
+      </w:r>
+      <w:r>
+        <w:rPr>
+          <w:rStyle w:val="CommentTok"/>
+        </w:rPr>
+        <w:t xml:space="preserve"># Load the full training data to ensure proper preprocessing</w:t>
+      </w:r>
+      <w:r>
+        <w:br/>
+      </w:r>
+      <w:r>
+        <w:rPr>
+          <w:rStyle w:val="NormalTok"/>
+        </w:rPr>
+        <w:t xml:space="preserve">        path </w:t>
       </w:r>
       <w:r>
         <w:rPr>
@@ -16271,13 +16477,121 @@
         <w:rPr>
           <w:rStyle w:val="NormalTok"/>
         </w:rPr>
-        <w:t xml:space="preserve"> </w:t>
-      </w:r>
-      <w:r>
-        <w:rPr>
-          <w:rStyle w:val="StringTok"/>
-        </w:rPr>
-        <w:t xml:space="preserve">"/data/sticker_sales_preproc.pkl"</w:t>
+        <w:t xml:space="preserve"> Path(</w:t>
+      </w:r>
+      <w:r>
+        <w:rPr>
+          <w:rStyle w:val="StringTok"/>
+        </w:rPr>
+        <w:t xml:space="preserve">'/data/'</w:t>
+      </w:r>
+      <w:r>
+        <w:rPr>
+          <w:rStyle w:val="NormalTok"/>
+        </w:rPr>
+        <w:t xml:space="preserve">)</w:t>
+      </w:r>
+      <w:r>
+        <w:br/>
+      </w:r>
+      <w:r>
+        <w:rPr>
+          <w:rStyle w:val="NormalTok"/>
+        </w:rPr>
+        <w:t xml:space="preserve">        train_df </w:t>
+      </w:r>
+      <w:r>
+        <w:rPr>
+          <w:rStyle w:val="OperatorTok"/>
+        </w:rPr>
+        <w:t xml:space="preserve">=</w:t>
+      </w:r>
+      <w:r>
+        <w:rPr>
+          <w:rStyle w:val="NormalTok"/>
+        </w:rPr>
+        <w:t xml:space="preserve"> pd.read_csv(path</w:t>
+      </w:r>
+      <w:r>
+        <w:rPr>
+          <w:rStyle w:val="OperatorTok"/>
+        </w:rPr>
+        <w:t xml:space="preserve">/</w:t>
+      </w:r>
+      <w:r>
+        <w:rPr>
+          <w:rStyle w:val="StringTok"/>
+        </w:rPr>
+        <w:t xml:space="preserve">'train.csv'</w:t>
+      </w:r>
+      <w:r>
+        <w:rPr>
+          <w:rStyle w:val="NormalTok"/>
+        </w:rPr>
+        <w:t xml:space="preserve">, index_col</w:t>
+      </w:r>
+      <w:r>
+        <w:rPr>
+          <w:rStyle w:val="OperatorTok"/>
+        </w:rPr>
+        <w:t xml:space="preserve">=</w:t>
+      </w:r>
+      <w:r>
+        <w:rPr>
+          <w:rStyle w:val="StringTok"/>
+        </w:rPr>
+        <w:t xml:space="preserve">'id'</w:t>
+      </w:r>
+      <w:r>
+        <w:rPr>
+          <w:rStyle w:val="NormalTok"/>
+        </w:rPr>
+        <w:t xml:space="preserve">)</w:t>
+      </w:r>
+      <w:r>
+        <w:br/>
+      </w:r>
+      <w:r>
+        <w:rPr>
+          <w:rStyle w:val="NormalTok"/>
+        </w:rPr>
+        <w:t xml:space="preserve">        train_df </w:t>
+      </w:r>
+      <w:r>
+        <w:rPr>
+          <w:rStyle w:val="OperatorTok"/>
+        </w:rPr>
+        <w:t xml:space="preserve">=</w:t>
+      </w:r>
+      <w:r>
+        <w:rPr>
+          <w:rStyle w:val="NormalTok"/>
+        </w:rPr>
+        <w:t xml:space="preserve"> train_df.dropna(subset</w:t>
+      </w:r>
+      <w:r>
+        <w:rPr>
+          <w:rStyle w:val="OperatorTok"/>
+        </w:rPr>
+        <w:t xml:space="preserve">=</w:t>
+      </w:r>
+      <w:r>
+        <w:rPr>
+          <w:rStyle w:val="NormalTok"/>
+        </w:rPr>
+        <w:t xml:space="preserve">[</w:t>
+      </w:r>
+      <w:r>
+        <w:rPr>
+          <w:rStyle w:val="StringTok"/>
+        </w:rPr>
+        <w:t xml:space="preserve">'num_sold'</w:t>
+      </w:r>
+      <w:r>
+        <w:rPr>
+          <w:rStyle w:val="NormalTok"/>
+        </w:rPr>
+        <w:t xml:space="preserve">])</w:t>
       </w:r>
       <w:r>
         <w:br/>
@@ -16299,15 +16613,381 @@
       </w:r>
       <w:r>
         <w:rPr>
+          <w:rStyle w:val="CommentTok"/>
+        </w:rPr>
+        <w:t xml:space="preserve"># response_data["debug_info"]["train_columns"] = train_df.columns.tolist()</w:t>
+      </w:r>
+      <w:r>
+        <w:br/>
+      </w:r>
+      <w:r>
+        <w:rPr>
+          <w:rStyle w:val="NormalTok"/>
+        </w:rPr>
+        <w:t xml:space="preserve">        </w:t>
+      </w:r>
+      <w:r>
+        <w:rPr>
+          <w:rStyle w:val="CommentTok"/>
+        </w:rPr>
+        <w:t xml:space="preserve"># response_data["debug_info"]["train_shape"] = train_df.shape</w:t>
+      </w:r>
+      <w:r>
+        <w:br/>
+      </w:r>
+      <w:r>
+        <w:rPr>
+          <w:rStyle w:val="NormalTok"/>
+        </w:rPr>
+        <w:t xml:space="preserve">        </w:t>
+      </w:r>
+      <w:r>
+        <w:br/>
+      </w:r>
+      <w:r>
+        <w:rPr>
+          <w:rStyle w:val="NormalTok"/>
+        </w:rPr>
+        <w:t xml:space="preserve">        </w:t>
+      </w:r>
+      <w:r>
+        <w:rPr>
+          <w:rStyle w:val="CommentTok"/>
+        </w:rPr>
+        <w:t xml:space="preserve"># Add date features to training data</w:t>
+      </w:r>
+      <w:r>
+        <w:br/>
+      </w:r>
+      <w:r>
+        <w:rPr>
+          <w:rStyle w:val="NormalTok"/>
+        </w:rPr>
+        <w:t xml:space="preserve">        train_df </w:t>
+      </w:r>
+      <w:r>
+        <w:rPr>
+          <w:rStyle w:val="OperatorTok"/>
+        </w:rPr>
+        <w:t xml:space="preserve">=</w:t>
+      </w:r>
+      <w:r>
+        <w:rPr>
+          <w:rStyle w:val="NormalTok"/>
+        </w:rPr>
+        <w:t xml:space="preserve"> add_datepart(train_df, </w:t>
+      </w:r>
+      <w:r>
+        <w:rPr>
+          <w:rStyle w:val="StringTok"/>
+        </w:rPr>
+        <w:t xml:space="preserve">'date'</w:t>
+      </w:r>
+      <w:r>
+        <w:rPr>
+          <w:rStyle w:val="NormalTok"/>
+        </w:rPr>
+        <w:t xml:space="preserve">, drop</w:t>
+      </w:r>
+      <w:r>
+        <w:rPr>
+          <w:rStyle w:val="OperatorTok"/>
+        </w:rPr>
+        <w:t xml:space="preserve">=</w:t>
+      </w:r>
+      <w:r>
+        <w:rPr>
+          <w:rStyle w:val="VariableTok"/>
+        </w:rPr>
+        <w:t xml:space="preserve">False</w:t>
+      </w:r>
+      <w:r>
+        <w:rPr>
+          <w:rStyle w:val="NormalTok"/>
+        </w:rPr>
+        <w:t xml:space="preserve">)</w:t>
+      </w:r>
+      <w:r>
+        <w:br/>
+      </w:r>
+      <w:r>
+        <w:rPr>
+          <w:rStyle w:val="NormalTok"/>
+        </w:rPr>
+        <w:t xml:space="preserve">        </w:t>
+      </w:r>
+      <w:r>
+        <w:rPr>
+          <w:rStyle w:val="CommentTok"/>
+        </w:rPr>
+        <w:t xml:space="preserve"># response_data["debug_info"]["train_columns_after_datepart"] = train_df.columns.tolist()</w:t>
+      </w:r>
+      <w:r>
+        <w:br/>
+      </w:r>
+      <w:r>
+        <w:rPr>
+          <w:rStyle w:val="NormalTok"/>
+        </w:rPr>
+        <w:t xml:space="preserve">        </w:t>
+      </w:r>
+      <w:r>
+        <w:br/>
+      </w:r>
+      <w:r>
+        <w:rPr>
+          <w:rStyle w:val="NormalTok"/>
+        </w:rPr>
+        <w:t xml:space="preserve">        </w:t>
+      </w:r>
+      <w:r>
+        <w:rPr>
+          <w:rStyle w:val="CommentTok"/>
+        </w:rPr>
+        <w:t xml:space="preserve"># Feature preparation</w:t>
+      </w:r>
+      <w:r>
+        <w:br/>
+      </w:r>
+      <w:r>
+        <w:rPr>
+          <w:rStyle w:val="NormalTok"/>
+        </w:rPr>
+        <w:t xml:space="preserve">        cont_names, cat_names </w:t>
+      </w:r>
+      <w:r>
+        <w:rPr>
+          <w:rStyle w:val="OperatorTok"/>
+        </w:rPr>
+        <w:t xml:space="preserve">=</w:t>
+      </w:r>
+      <w:r>
+        <w:rPr>
+          <w:rStyle w:val="NormalTok"/>
+        </w:rPr>
+        <w:t xml:space="preserve"> cont_cat_split(train_df, dep_var</w:t>
+      </w:r>
+      <w:r>
+        <w:rPr>
+          <w:rStyle w:val="OperatorTok"/>
+        </w:rPr>
+        <w:t xml:space="preserve">=</w:t>
+      </w:r>
+      <w:r>
+        <w:rPr>
+          <w:rStyle w:val="StringTok"/>
+        </w:rPr>
+        <w:t xml:space="preserve">'num_sold'</w:t>
+      </w:r>
+      <w:r>
+        <w:rPr>
+          <w:rStyle w:val="NormalTok"/>
+        </w:rPr>
+        <w:t xml:space="preserve">)</w:t>
+      </w:r>
+      <w:r>
+        <w:br/>
+      </w:r>
+      <w:r>
+        <w:rPr>
+          <w:rStyle w:val="NormalTok"/>
+        </w:rPr>
+        <w:t xml:space="preserve">        </w:t>
+      </w:r>
+      <w:r>
+        <w:rPr>
+          <w:rStyle w:val="CommentTok"/>
+        </w:rPr>
+        <w:t xml:space="preserve"># response_data["debug_info"]["categorical_features"] = cat_names</w:t>
+      </w:r>
+      <w:r>
+        <w:br/>
+      </w:r>
+      <w:r>
+        <w:rPr>
+          <w:rStyle w:val="NormalTok"/>
+        </w:rPr>
+        <w:t xml:space="preserve">        </w:t>
+      </w:r>
+      <w:r>
+        <w:rPr>
+          <w:rStyle w:val="CommentTok"/>
+        </w:rPr>
+        <w:t xml:space="preserve"># response_data["debug_info"]["continuous_features"] = cont_names</w:t>
+      </w:r>
+      <w:r>
+        <w:br/>
+      </w:r>
+      <w:r>
+        <w:rPr>
+          <w:rStyle w:val="NormalTok"/>
+        </w:rPr>
+        <w:t xml:space="preserve">        </w:t>
+      </w:r>
+      <w:r>
+        <w:br/>
+      </w:r>
+      <w:r>
+        <w:rPr>
+          <w:rStyle w:val="NormalTok"/>
+        </w:rPr>
+        <w:t xml:space="preserve">        </w:t>
+      </w:r>
+      <w:r>
+        <w:rPr>
+          <w:rStyle w:val="CommentTok"/>
+        </w:rPr>
+        <w:t xml:space="preserve"># Check if test data has all required columns</w:t>
+      </w:r>
+      <w:r>
+        <w:br/>
+      </w:r>
+      <w:r>
+        <w:rPr>
+          <w:rStyle w:val="NormalTok"/>
+        </w:rPr>
+        <w:t xml:space="preserve">        missing_cols </w:t>
+      </w:r>
+      <w:r>
+        <w:rPr>
+          <w:rStyle w:val="OperatorTok"/>
+        </w:rPr>
+        <w:t xml:space="preserve">=</w:t>
+      </w:r>
+      <w:r>
+        <w:rPr>
+          <w:rStyle w:val="NormalTok"/>
+        </w:rPr>
+        <w:t xml:space="preserve"> []</w:t>
+      </w:r>
+      <w:r>
+        <w:br/>
+      </w:r>
+      <w:r>
+        <w:rPr>
+          <w:rStyle w:val="NormalTok"/>
+        </w:rPr>
+        <w:t xml:space="preserve">        </w:t>
+      </w:r>
+      <w:r>
+        <w:rPr>
           <w:rStyle w:val="ControlFlowTok"/>
         </w:rPr>
+        <w:t xml:space="preserve">for</w:t>
+      </w:r>
+      <w:r>
+        <w:rPr>
+          <w:rStyle w:val="NormalTok"/>
+        </w:rPr>
+        <w:t xml:space="preserve"> col </w:t>
+      </w:r>
+      <w:r>
+        <w:rPr>
+          <w:rStyle w:val="KeywordTok"/>
+        </w:rPr>
+        <w:t xml:space="preserve">in</w:t>
+      </w:r>
+      <w:r>
+        <w:rPr>
+          <w:rStyle w:val="NormalTok"/>
+        </w:rPr>
+        <w:t xml:space="preserve"> cat_names </w:t>
+      </w:r>
+      <w:r>
+        <w:rPr>
+          <w:rStyle w:val="OperatorTok"/>
+        </w:rPr>
+        <w:t xml:space="preserve">+</w:t>
+      </w:r>
+      <w:r>
+        <w:rPr>
+          <w:rStyle w:val="NormalTok"/>
+        </w:rPr>
+        <w:t xml:space="preserve"> cont_names:</w:t>
+      </w:r>
+      <w:r>
+        <w:br/>
+      </w:r>
+      <w:r>
+        <w:rPr>
+          <w:rStyle w:val="NormalTok"/>
+        </w:rPr>
+        <w:t xml:space="preserve">            </w:t>
+      </w:r>
+      <w:r>
+        <w:rPr>
+          <w:rStyle w:val="ControlFlowTok"/>
+        </w:rPr>
         <w:t xml:space="preserve">if</w:t>
       </w:r>
       <w:r>
         <w:rPr>
           <w:rStyle w:val="NormalTok"/>
         </w:rPr>
-        <w:t xml:space="preserve"> os.path.exists(preproc_path):</w:t>
+        <w:t xml:space="preserve"> col </w:t>
+      </w:r>
+      <w:r>
+        <w:rPr>
+          <w:rStyle w:val="KeywordTok"/>
+        </w:rPr>
+        <w:t xml:space="preserve">not</w:t>
+      </w:r>
+      <w:r>
+        <w:rPr>
+          <w:rStyle w:val="NormalTok"/>
+        </w:rPr>
+        <w:t xml:space="preserve"> </w:t>
+      </w:r>
+      <w:r>
+        <w:rPr>
+          <w:rStyle w:val="KeywordTok"/>
+        </w:rPr>
+        <w:t xml:space="preserve">in</w:t>
+      </w:r>
+      <w:r>
+        <w:rPr>
+          <w:rStyle w:val="NormalTok"/>
+        </w:rPr>
+        <w:t xml:space="preserve"> test_df.columns:</w:t>
+      </w:r>
+      <w:r>
+        <w:br/>
+      </w:r>
+      <w:r>
+        <w:rPr>
+          <w:rStyle w:val="NormalTok"/>
+        </w:rPr>
+        <w:t xml:space="preserve">                missing_cols.append(col)</w:t>
+      </w:r>
+      <w:r>
+        <w:br/>
+      </w:r>
+      <w:r>
+        <w:rPr>
+          <w:rStyle w:val="NormalTok"/>
+        </w:rPr>
+        <w:t xml:space="preserve">        </w:t>
+      </w:r>
+      <w:r>
+        <w:br/>
+      </w:r>
+      <w:r>
+        <w:rPr>
+          <w:rStyle w:val="NormalTok"/>
+        </w:rPr>
+        <w:t xml:space="preserve">        </w:t>
+      </w:r>
+      <w:r>
+        <w:rPr>
+          <w:rStyle w:val="ControlFlowTok"/>
+        </w:rPr>
+        <w:t xml:space="preserve">if</w:t>
+      </w:r>
+      <w:r>
+        <w:rPr>
+          <w:rStyle w:val="NormalTok"/>
+        </w:rPr>
+        <w:t xml:space="preserve"> missing_cols:</w:t>
       </w:r>
       <w:r>
         <w:br/>
@@ -16322,7 +17002,7 @@
         <w:rPr>
           <w:rStyle w:val="CommentTok"/>
         </w:rPr>
-        <w:t xml:space="preserve"># Use the saved preprocessing information</w:t>
+        <w:t xml:space="preserve"># response_data["debug_info"]["missing_columns"] = missing_cols</w:t>
       </w:r>
       <w:r>
         <w:br/>
@@ -16334,46 +17014,481 @@
         <w:t xml:space="preserve">            </w:t>
       </w:r>
       <w:r>
-        <w:rPr>
-          <w:rStyle w:val="BuiltInTok"/>
-        </w:rPr>
-        <w:t xml:space="preserve">print</w:t>
-      </w:r>
-      <w:r>
-        <w:rPr>
-          <w:rStyle w:val="NormalTok"/>
-        </w:rPr>
-        <w:t xml:space="preserve">(</w:t>
-      </w:r>
-      <w:r>
-        <w:rPr>
-          <w:rStyle w:val="SpecialStringTok"/>
-        </w:rPr>
-        <w:t xml:space="preserve">f"Loading preprocessing info from </w:t>
-      </w:r>
-      <w:r>
-        <w:rPr>
-          <w:rStyle w:val="SpecialCharTok"/>
-        </w:rPr>
-        <w:t xml:space="preserve">{</w:t>
-      </w:r>
-      <w:r>
-        <w:rPr>
-          <w:rStyle w:val="NormalTok"/>
-        </w:rPr>
-        <w:t xml:space="preserve">preproc_path</w:t>
-      </w:r>
-      <w:r>
-        <w:rPr>
-          <w:rStyle w:val="SpecialCharTok"/>
-        </w:rPr>
-        <w:t xml:space="preserve">}</w:t>
-      </w:r>
-      <w:r>
-        <w:rPr>
-          <w:rStyle w:val="SpecialStringTok"/>
-        </w:rPr>
-        <w:t xml:space="preserve">"</w:t>
+        <w:br/>
+      </w:r>
+      <w:r>
+        <w:rPr>
+          <w:rStyle w:val="NormalTok"/>
+        </w:rPr>
+        <w:t xml:space="preserve">            </w:t>
+      </w:r>
+      <w:r>
+        <w:rPr>
+          <w:rStyle w:val="CommentTok"/>
+        </w:rPr>
+        <w:t xml:space="preserve"># Add missing columns with default values</w:t>
+      </w:r>
+      <w:r>
+        <w:br/>
+      </w:r>
+      <w:r>
+        <w:rPr>
+          <w:rStyle w:val="NormalTok"/>
+        </w:rPr>
+        <w:t xml:space="preserve">            </w:t>
+      </w:r>
+      <w:r>
+        <w:rPr>
+          <w:rStyle w:val="ControlFlowTok"/>
+        </w:rPr>
+        <w:t xml:space="preserve">for</w:t>
+      </w:r>
+      <w:r>
+        <w:rPr>
+          <w:rStyle w:val="NormalTok"/>
+        </w:rPr>
+        <w:t xml:space="preserve"> col </w:t>
+      </w:r>
+      <w:r>
+        <w:rPr>
+          <w:rStyle w:val="KeywordTok"/>
+        </w:rPr>
+        <w:t xml:space="preserve">in</w:t>
+      </w:r>
+      <w:r>
+        <w:rPr>
+          <w:rStyle w:val="NormalTok"/>
+        </w:rPr>
+        <w:t xml:space="preserve"> missing_cols:</w:t>
+      </w:r>
+      <w:r>
+        <w:br/>
+      </w:r>
+      <w:r>
+        <w:rPr>
+          <w:rStyle w:val="NormalTok"/>
+        </w:rPr>
+        <w:t xml:space="preserve">                </w:t>
+      </w:r>
+      <w:r>
+        <w:rPr>
+          <w:rStyle w:val="ControlFlowTok"/>
+        </w:rPr>
+        <w:t xml:space="preserve">if</w:t>
+      </w:r>
+      <w:r>
+        <w:rPr>
+          <w:rStyle w:val="NormalTok"/>
+        </w:rPr>
+        <w:t xml:space="preserve"> col </w:t>
+      </w:r>
+      <w:r>
+        <w:rPr>
+          <w:rStyle w:val="KeywordTok"/>
+        </w:rPr>
+        <w:t xml:space="preserve">in</w:t>
+      </w:r>
+      <w:r>
+        <w:rPr>
+          <w:rStyle w:val="NormalTok"/>
+        </w:rPr>
+        <w:t xml:space="preserve"> cat_names:</w:t>
+      </w:r>
+      <w:r>
+        <w:br/>
+      </w:r>
+      <w:r>
+        <w:rPr>
+          <w:rStyle w:val="NormalTok"/>
+        </w:rPr>
+        <w:t xml:space="preserve">                    test_df[col] </w:t>
+      </w:r>
+      <w:r>
+        <w:rPr>
+          <w:rStyle w:val="OperatorTok"/>
+        </w:rPr>
+        <w:t xml:space="preserve">=</w:t>
+      </w:r>
+      <w:r>
+        <w:rPr>
+          <w:rStyle w:val="NormalTok"/>
+        </w:rPr>
+        <w:t xml:space="preserve"> </w:t>
+      </w:r>
+      <w:r>
+        <w:rPr>
+          <w:rStyle w:val="StringTok"/>
+        </w:rPr>
+        <w:t xml:space="preserve">"unknown"</w:t>
+      </w:r>
+      <w:r>
+        <w:rPr>
+          <w:rStyle w:val="NormalTok"/>
+        </w:rPr>
+        <w:t xml:space="preserve">  </w:t>
+      </w:r>
+      <w:r>
+        <w:rPr>
+          <w:rStyle w:val="CommentTok"/>
+        </w:rPr>
+        <w:t xml:space="preserve"># Default value for categorical</w:t>
+      </w:r>
+      <w:r>
+        <w:br/>
+      </w:r>
+      <w:r>
+        <w:rPr>
+          <w:rStyle w:val="NormalTok"/>
+        </w:rPr>
+        <w:t xml:space="preserve">                </w:t>
+      </w:r>
+      <w:r>
+        <w:rPr>
+          <w:rStyle w:val="ControlFlowTok"/>
+        </w:rPr>
+        <w:t xml:space="preserve">else</w:t>
+      </w:r>
+      <w:r>
+        <w:rPr>
+          <w:rStyle w:val="NormalTok"/>
+        </w:rPr>
+        <w:t xml:space="preserve">:</w:t>
+      </w:r>
+      <w:r>
+        <w:br/>
+      </w:r>
+      <w:r>
+        <w:rPr>
+          <w:rStyle w:val="NormalTok"/>
+        </w:rPr>
+        <w:t xml:space="preserve">                    test_df[col] </w:t>
+      </w:r>
+      <w:r>
+        <w:rPr>
+          <w:rStyle w:val="OperatorTok"/>
+        </w:rPr>
+        <w:t xml:space="preserve">=</w:t>
+      </w:r>
+      <w:r>
+        <w:rPr>
+          <w:rStyle w:val="NormalTok"/>
+        </w:rPr>
+        <w:t xml:space="preserve"> </w:t>
+      </w:r>
+      <w:r>
+        <w:rPr>
+          <w:rStyle w:val="FloatTok"/>
+        </w:rPr>
+        <w:t xml:space="preserve">0.0</w:t>
+      </w:r>
+      <w:r>
+        <w:rPr>
+          <w:rStyle w:val="NormalTok"/>
+        </w:rPr>
+        <w:t xml:space="preserve">  </w:t>
+      </w:r>
+      <w:r>
+        <w:rPr>
+          <w:rStyle w:val="CommentTok"/>
+        </w:rPr>
+        <w:t xml:space="preserve"># Default value for continuous</w:t>
+      </w:r>
+      <w:r>
+        <w:br/>
+      </w:r>
+      <w:r>
+        <w:rPr>
+          <w:rStyle w:val="NormalTok"/>
+        </w:rPr>
+        <w:t xml:space="preserve">            </w:t>
+      </w:r>
+      <w:r>
+        <w:br/>
+      </w:r>
+      <w:r>
+        <w:rPr>
+          <w:rStyle w:val="NormalTok"/>
+        </w:rPr>
+        <w:t xml:space="preserve">            </w:t>
+      </w:r>
+      <w:r>
+        <w:rPr>
+          <w:rStyle w:val="CommentTok"/>
+        </w:rPr>
+        <w:t xml:space="preserve"># response_data["debug_info"]["columns_added"] = missing_cols</w:t>
+      </w:r>
+      <w:r>
+        <w:br/>
+      </w:r>
+      <w:r>
+        <w:rPr>
+          <w:rStyle w:val="NormalTok"/>
+        </w:rPr>
+        <w:t xml:space="preserve">        </w:t>
+      </w:r>
+      <w:r>
+        <w:br/>
+      </w:r>
+      <w:r>
+        <w:rPr>
+          <w:rStyle w:val="NormalTok"/>
+        </w:rPr>
+        <w:t xml:space="preserve">        </w:t>
+      </w:r>
+      <w:r>
+        <w:rPr>
+          <w:rStyle w:val="CommentTok"/>
+        </w:rPr>
+        <w:t xml:space="preserve"># Create TabularPandas processor</w:t>
+      </w:r>
+      <w:r>
+        <w:br/>
+      </w:r>
+      <w:r>
+        <w:rPr>
+          <w:rStyle w:val="NormalTok"/>
+        </w:rPr>
+        <w:t xml:space="preserve">        splits </w:t>
+      </w:r>
+      <w:r>
+        <w:rPr>
+          <w:rStyle w:val="OperatorTok"/>
+        </w:rPr>
+        <w:t xml:space="preserve">=</w:t>
+      </w:r>
+      <w:r>
+        <w:rPr>
+          <w:rStyle w:val="NormalTok"/>
+        </w:rPr>
+        <w:t xml:space="preserve"> RandomSplitter(valid_pct</w:t>
+      </w:r>
+      <w:r>
+        <w:rPr>
+          <w:rStyle w:val="OperatorTok"/>
+        </w:rPr>
+        <w:t xml:space="preserve">=</w:t>
+      </w:r>
+      <w:r>
+        <w:rPr>
+          <w:rStyle w:val="FloatTok"/>
+        </w:rPr>
+        <w:t xml:space="preserve">0.2</w:t>
+      </w:r>
+      <w:r>
+        <w:rPr>
+          <w:rStyle w:val="NormalTok"/>
+        </w:rPr>
+        <w:t xml:space="preserve">)(range_of(train_df))</w:t>
+      </w:r>
+      <w:r>
+        <w:br/>
+      </w:r>
+      <w:r>
+        <w:rPr>
+          <w:rStyle w:val="NormalTok"/>
+        </w:rPr>
+        <w:t xml:space="preserve">        to </w:t>
+      </w:r>
+      <w:r>
+        <w:rPr>
+          <w:rStyle w:val="OperatorTok"/>
+        </w:rPr>
+        <w:t xml:space="preserve">=</w:t>
+      </w:r>
+      <w:r>
+        <w:rPr>
+          <w:rStyle w:val="NormalTok"/>
+        </w:rPr>
+        <w:t xml:space="preserve"> TabularPandas(train_df, </w:t>
+      </w:r>
+      <w:r>
+        <w:br/>
+      </w:r>
+      <w:r>
+        <w:rPr>
+          <w:rStyle w:val="NormalTok"/>
+        </w:rPr>
+        <w:t xml:space="preserve">                          procs</w:t>
+      </w:r>
+      <w:r>
+        <w:rPr>
+          <w:rStyle w:val="OperatorTok"/>
+        </w:rPr>
+        <w:t xml:space="preserve">=</w:t>
+      </w:r>
+      <w:r>
+        <w:rPr>
+          <w:rStyle w:val="NormalTok"/>
+        </w:rPr>
+        <w:t xml:space="preserve">[Categorify, FillMissing, Normalize],</w:t>
+      </w:r>
+      <w:r>
+        <w:br/>
+      </w:r>
+      <w:r>
+        <w:rPr>
+          <w:rStyle w:val="NormalTok"/>
+        </w:rPr>
+        <w:t xml:space="preserve">                          cat_names</w:t>
+      </w:r>
+      <w:r>
+        <w:rPr>
+          <w:rStyle w:val="OperatorTok"/>
+        </w:rPr>
+        <w:t xml:space="preserve">=</w:t>
+      </w:r>
+      <w:r>
+        <w:rPr>
+          <w:rStyle w:val="NormalTok"/>
+        </w:rPr>
+        <w:t xml:space="preserve">cat_names,</w:t>
+      </w:r>
+      <w:r>
+        <w:br/>
+      </w:r>
+      <w:r>
+        <w:rPr>
+          <w:rStyle w:val="NormalTok"/>
+        </w:rPr>
+        <w:t xml:space="preserve">                          cont_names</w:t>
+      </w:r>
+      <w:r>
+        <w:rPr>
+          <w:rStyle w:val="OperatorTok"/>
+        </w:rPr>
+        <w:t xml:space="preserve">=</w:t>
+      </w:r>
+      <w:r>
+        <w:rPr>
+          <w:rStyle w:val="NormalTok"/>
+        </w:rPr>
+        <w:t xml:space="preserve">cont_names,</w:t>
+      </w:r>
+      <w:r>
+        <w:br/>
+      </w:r>
+      <w:r>
+        <w:rPr>
+          <w:rStyle w:val="NormalTok"/>
+        </w:rPr>
+        <w:t xml:space="preserve">                          y_names</w:t>
+      </w:r>
+      <w:r>
+        <w:rPr>
+          <w:rStyle w:val="OperatorTok"/>
+        </w:rPr>
+        <w:t xml:space="preserve">=</w:t>
+      </w:r>
+      <w:r>
+        <w:rPr>
+          <w:rStyle w:val="StringTok"/>
+        </w:rPr>
+        <w:t xml:space="preserve">'num_sold'</w:t>
+      </w:r>
+      <w:r>
+        <w:rPr>
+          <w:rStyle w:val="NormalTok"/>
+        </w:rPr>
+        <w:t xml:space="preserve">,</w:t>
+      </w:r>
+      <w:r>
+        <w:br/>
+      </w:r>
+      <w:r>
+        <w:rPr>
+          <w:rStyle w:val="NormalTok"/>
+        </w:rPr>
+        <w:t xml:space="preserve">                          y_block</w:t>
+      </w:r>
+      <w:r>
+        <w:rPr>
+          <w:rStyle w:val="OperatorTok"/>
+        </w:rPr>
+        <w:t xml:space="preserve">=</w:t>
+      </w:r>
+      <w:r>
+        <w:rPr>
+          <w:rStyle w:val="NormalTok"/>
+        </w:rPr>
+        <w:t xml:space="preserve">CategoryBlock(),</w:t>
+      </w:r>
+      <w:r>
+        <w:br/>
+      </w:r>
+      <w:r>
+        <w:rPr>
+          <w:rStyle w:val="NormalTok"/>
+        </w:rPr>
+        <w:t xml:space="preserve">                          splits</w:t>
+      </w:r>
+      <w:r>
+        <w:rPr>
+          <w:rStyle w:val="OperatorTok"/>
+        </w:rPr>
+        <w:t xml:space="preserve">=</w:t>
+      </w:r>
+      <w:r>
+        <w:rPr>
+          <w:rStyle w:val="NormalTok"/>
+        </w:rPr>
+        <w:t xml:space="preserve">splits)</w:t>
+      </w:r>
+      <w:r>
+        <w:br/>
+      </w:r>
+      <w:r>
+        <w:rPr>
+          <w:rStyle w:val="NormalTok"/>
+        </w:rPr>
+        <w:t xml:space="preserve">        </w:t>
+      </w:r>
+      <w:r>
+        <w:br/>
+      </w:r>
+      <w:r>
+        <w:rPr>
+          <w:rStyle w:val="NormalTok"/>
+        </w:rPr>
+        <w:t xml:space="preserve">        </w:t>
+      </w:r>
+      <w:r>
+        <w:rPr>
+          <w:rStyle w:val="CommentTok"/>
+        </w:rPr>
+        <w:t xml:space="preserve"># Create dataloaders</w:t>
+      </w:r>
+      <w:r>
+        <w:br/>
+      </w:r>
+      <w:r>
+        <w:rPr>
+          <w:rStyle w:val="NormalTok"/>
+        </w:rPr>
+        <w:t xml:space="preserve">        dls </w:t>
+      </w:r>
+      <w:r>
+        <w:rPr>
+          <w:rStyle w:val="OperatorTok"/>
+        </w:rPr>
+        <w:t xml:space="preserve">=</w:t>
+      </w:r>
+      <w:r>
+        <w:rPr>
+          <w:rStyle w:val="NormalTok"/>
+        </w:rPr>
+        <w:t xml:space="preserve"> to.dataloaders(bs</w:t>
+      </w:r>
+      <w:r>
+        <w:rPr>
+          <w:rStyle w:val="OperatorTok"/>
+        </w:rPr>
+        <w:t xml:space="preserve">=</w:t>
+      </w:r>
+      <w:r>
+        <w:rPr>
+          <w:rStyle w:val="DecValTok"/>
+        </w:rPr>
+        <w:t xml:space="preserve">64</w:t>
       </w:r>
       <w:r>
         <w:rPr>
@@ -16388,1585 +17503,217 @@
         <w:rPr>
           <w:rStyle w:val="NormalTok"/>
         </w:rPr>
+        <w:t xml:space="preserve">        </w:t>
+      </w:r>
+      <w:r>
+        <w:br/>
+      </w:r>
+      <w:r>
+        <w:rPr>
+          <w:rStyle w:val="NormalTok"/>
+        </w:rPr>
+        <w:t xml:space="preserve">        </w:t>
+      </w:r>
+      <w:r>
+        <w:rPr>
+          <w:rStyle w:val="CommentTok"/>
+        </w:rPr>
+        <w:t xml:space="preserve"># Process the test data and make predictions</w:t>
+      </w:r>
+      <w:r>
+        <w:br/>
+      </w:r>
+      <w:r>
+        <w:rPr>
+          <w:rStyle w:val="NormalTok"/>
+        </w:rPr>
+        <w:t xml:space="preserve">        test_dl </w:t>
+      </w:r>
+      <w:r>
+        <w:rPr>
+          <w:rStyle w:val="OperatorTok"/>
+        </w:rPr>
+        <w:t xml:space="preserve">=</w:t>
+      </w:r>
+      <w:r>
+        <w:rPr>
+          <w:rStyle w:val="NormalTok"/>
+        </w:rPr>
+        <w:t xml:space="preserve"> dls.test_dl(test_df)</w:t>
+      </w:r>
+      <w:r>
+        <w:br/>
+      </w:r>
+      <w:r>
+        <w:rPr>
+          <w:rStyle w:val="NormalTok"/>
+        </w:rPr>
+        <w:t xml:space="preserve">        </w:t>
+      </w:r>
+      <w:r>
+        <w:rPr>
+          <w:rStyle w:val="CommentTok"/>
+        </w:rPr>
+        <w:t xml:space="preserve"># response_data["debug_info"]["test_xs_shape"] = test_dl.xs.shape</w:t>
+      </w:r>
+      <w:r>
+        <w:br/>
+      </w:r>
+      <w:r>
+        <w:rPr>
+          <w:rStyle w:val="NormalTok"/>
+        </w:rPr>
         <w:t xml:space="preserve">            </w:t>
       </w:r>
       <w:r>
+        <w:br/>
+      </w:r>
+      <w:r>
+        <w:rPr>
+          <w:rStyle w:val="NormalTok"/>
+        </w:rPr>
+        <w:t xml:space="preserve">        </w:t>
+      </w:r>
+      <w:r>
+        <w:rPr>
+          <w:rStyle w:val="CommentTok"/>
+        </w:rPr>
+        <w:t xml:space="preserve"># Make predictions</w:t>
+      </w:r>
+      <w:r>
+        <w:br/>
+      </w:r>
+      <w:r>
+        <w:rPr>
+          <w:rStyle w:val="NormalTok"/>
+        </w:rPr>
+        <w:t xml:space="preserve">        predictions </w:t>
+      </w:r>
+      <w:r>
+        <w:rPr>
+          <w:rStyle w:val="OperatorTok"/>
+        </w:rPr>
+        <w:t xml:space="preserve">=</w:t>
+      </w:r>
+      <w:r>
+        <w:rPr>
+          <w:rStyle w:val="NormalTok"/>
+        </w:rPr>
+        <w:t xml:space="preserve"> model.predict(test_dl.xs)</w:t>
+      </w:r>
+      <w:r>
+        <w:br/>
+      </w:r>
+      <w:r>
+        <w:rPr>
+          <w:rStyle w:val="NormalTok"/>
+        </w:rPr>
+        <w:t xml:space="preserve">        </w:t>
+      </w:r>
+      <w:r>
+        <w:br/>
+      </w:r>
+      <w:r>
+        <w:rPr>
+          <w:rStyle w:val="NormalTok"/>
+        </w:rPr>
+        <w:t xml:space="preserve">        </w:t>
+      </w:r>
+      <w:r>
+        <w:rPr>
+          <w:rStyle w:val="CommentTok"/>
+        </w:rPr>
+        <w:t xml:space="preserve"># Return predictions in the format expected by test_modal_api.py</w:t>
+      </w:r>
+      <w:r>
+        <w:br/>
+      </w:r>
+      <w:r>
+        <w:rPr>
+          <w:rStyle w:val="NormalTok"/>
+        </w:rPr>
+        <w:t xml:space="preserve">        </w:t>
+      </w:r>
+      <w:r>
         <w:rPr>
           <w:rStyle w:val="ControlFlowTok"/>
         </w:rPr>
-        <w:t xml:space="preserve">with</w:t>
-      </w:r>
-      <w:r>
-        <w:rPr>
-          <w:rStyle w:val="NormalTok"/>
-        </w:rPr>
-        <w:t xml:space="preserve"> </w:t>
-      </w:r>
-      <w:r>
-        <w:rPr>
-          <w:rStyle w:val="BuiltInTok"/>
-        </w:rPr>
-        <w:t xml:space="preserve">open</w:t>
-      </w:r>
-      <w:r>
-        <w:rPr>
-          <w:rStyle w:val="NormalTok"/>
-        </w:rPr>
-        <w:t xml:space="preserve">(preproc_path, </w:t>
-      </w:r>
-      <w:r>
-        <w:rPr>
-          <w:rStyle w:val="StringTok"/>
-        </w:rPr>
-        <w:t xml:space="preserve">'rb'</w:t>
-      </w:r>
-      <w:r>
-        <w:rPr>
-          <w:rStyle w:val="NormalTok"/>
-        </w:rPr>
-        <w:t xml:space="preserve">) </w:t>
-      </w:r>
-      <w:r>
-        <w:rPr>
-          <w:rStyle w:val="ImportTok"/>
-        </w:rPr>
-        <w:t xml:space="preserve">as</w:t>
-      </w:r>
-      <w:r>
-        <w:rPr>
-          <w:rStyle w:val="NormalTok"/>
-        </w:rPr>
-        <w:t xml:space="preserve"> f:</w:t>
-      </w:r>
-      <w:r>
-        <w:br/>
-      </w:r>
-      <w:r>
-        <w:rPr>
-          <w:rStyle w:val="NormalTok"/>
-        </w:rPr>
-        <w:t xml:space="preserve">                preproc_info </w:t>
-      </w:r>
-      <w:r>
-        <w:rPr>
-          <w:rStyle w:val="OperatorTok"/>
-        </w:rPr>
-        <w:t xml:space="preserve">=</w:t>
-      </w:r>
-      <w:r>
-        <w:rPr>
-          <w:rStyle w:val="NormalTok"/>
-        </w:rPr>
-        <w:t xml:space="preserve"> pickle.load(f)</w:t>
-      </w:r>
-      <w:r>
-        <w:br/>
-      </w:r>
-      <w:r>
-        <w:rPr>
-          <w:rStyle w:val="NormalTok"/>
-        </w:rPr>
-        <w:t xml:space="preserve">                </w:t>
-      </w:r>
-      <w:r>
-        <w:br/>
-      </w:r>
-      <w:r>
-        <w:rPr>
-          <w:rStyle w:val="NormalTok"/>
-        </w:rPr>
-        <w:t xml:space="preserve">            cat_names </w:t>
-      </w:r>
-      <w:r>
-        <w:rPr>
-          <w:rStyle w:val="OperatorTok"/>
-        </w:rPr>
-        <w:t xml:space="preserve">=</w:t>
-      </w:r>
-      <w:r>
-        <w:rPr>
-          <w:rStyle w:val="NormalTok"/>
-        </w:rPr>
-        <w:t xml:space="preserve"> preproc_info[</w:t>
-      </w:r>
-      <w:r>
-        <w:rPr>
-          <w:rStyle w:val="StringTok"/>
-        </w:rPr>
-        <w:t xml:space="preserve">"cat_names"</w:t>
-      </w:r>
-      <w:r>
-        <w:rPr>
-          <w:rStyle w:val="NormalTok"/>
-        </w:rPr>
-        <w:t xml:space="preserve">]</w:t>
-      </w:r>
-      <w:r>
-        <w:br/>
-      </w:r>
-      <w:r>
-        <w:rPr>
-          <w:rStyle w:val="NormalTok"/>
-        </w:rPr>
-        <w:t xml:space="preserve">            cont_names </w:t>
-      </w:r>
-      <w:r>
-        <w:rPr>
-          <w:rStyle w:val="OperatorTok"/>
-        </w:rPr>
-        <w:t xml:space="preserve">=</w:t>
-      </w:r>
-      <w:r>
-        <w:rPr>
-          <w:rStyle w:val="NormalTok"/>
-        </w:rPr>
-        <w:t xml:space="preserve"> preproc_info[</w:t>
-      </w:r>
-      <w:r>
-        <w:rPr>
-          <w:rStyle w:val="StringTok"/>
-        </w:rPr>
-        <w:t xml:space="preserve">"cont_names"</w:t>
-      </w:r>
-      <w:r>
-        <w:rPr>
-          <w:rStyle w:val="NormalTok"/>
-        </w:rPr>
-        <w:t xml:space="preserve">]</w:t>
-      </w:r>
-      <w:r>
-        <w:br/>
-      </w:r>
-      <w:r>
-        <w:rPr>
-          <w:rStyle w:val="NormalTok"/>
-        </w:rPr>
-        <w:t xml:space="preserve">            procs </w:t>
-      </w:r>
-      <w:r>
-        <w:rPr>
-          <w:rStyle w:val="OperatorTok"/>
-        </w:rPr>
-        <w:t xml:space="preserve">=</w:t>
-      </w:r>
-      <w:r>
-        <w:rPr>
-          <w:rStyle w:val="NormalTok"/>
-        </w:rPr>
-        <w:t xml:space="preserve"> preproc_info[</w:t>
-      </w:r>
-      <w:r>
-        <w:rPr>
-          <w:rStyle w:val="StringTok"/>
-        </w:rPr>
-        <w:t xml:space="preserve">"procs"</w:t>
-      </w:r>
-      <w:r>
-        <w:rPr>
-          <w:rStyle w:val="NormalTok"/>
-        </w:rPr>
-        <w:t xml:space="preserve">]</w:t>
-      </w:r>
-      <w:r>
-        <w:br/>
-      </w:r>
-      <w:r>
-        <w:rPr>
-          <w:rStyle w:val="NormalTok"/>
-        </w:rPr>
-        <w:t xml:space="preserve">            </w:t>
-      </w:r>
-      <w:r>
-        <w:br/>
-      </w:r>
-      <w:r>
-        <w:rPr>
-          <w:rStyle w:val="NormalTok"/>
-        </w:rPr>
-        <w:t xml:space="preserve">            </w:t>
+        <w:t xml:space="preserve">return</w:t>
+      </w:r>
+      <w:r>
+        <w:rPr>
+          <w:rStyle w:val="NormalTok"/>
+        </w:rPr>
+        <w:t xml:space="preserve"> predictions.tolist()</w:t>
+      </w:r>
+      <w:r>
+        <w:br/>
+      </w:r>
+      <w:r>
+        <w:rPr>
+          <w:rStyle w:val="NormalTok"/>
+        </w:rPr>
+        <w:t xml:space="preserve">        </w:t>
+      </w:r>
+      <w:r>
+        <w:br/>
+      </w:r>
+      <w:r>
+        <w:rPr>
+          <w:rStyle w:val="NormalTok"/>
+        </w:rPr>
+        <w:t xml:space="preserve">        </w:t>
       </w:r>
       <w:r>
         <w:rPr>
           <w:rStyle w:val="CommentTok"/>
         </w:rPr>
-        <w:t xml:space="preserve"># Create a minimal training dataframe with just the necessary structure</w:t>
-      </w:r>
-      <w:r>
-        <w:br/>
-      </w:r>
-      <w:r>
-        <w:rPr>
-          <w:rStyle w:val="NormalTok"/>
-        </w:rPr>
-        <w:t xml:space="preserve">            </w:t>
+        <w:t xml:space="preserve"># To return structured response with debug info, use this instead:</w:t>
+      </w:r>
+      <w:r>
+        <w:br/>
+      </w:r>
+      <w:r>
+        <w:rPr>
+          <w:rStyle w:val="NormalTok"/>
+        </w:rPr>
+        <w:t xml:space="preserve">        </w:t>
       </w:r>
       <w:r>
         <w:rPr>
           <w:rStyle w:val="CommentTok"/>
         </w:rPr>
-        <w:t xml:space="preserve"># for inference - this avoids loading the full training data</w:t>
-      </w:r>
-      <w:r>
-        <w:br/>
-      </w:r>
-      <w:r>
-        <w:rPr>
-          <w:rStyle w:val="NormalTok"/>
-        </w:rPr>
-        <w:t xml:space="preserve">            </w:t>
-      </w:r>
-      <w:r>
-        <w:br/>
-      </w:r>
-      <w:r>
-        <w:rPr>
-          <w:rStyle w:val="NormalTok"/>
-        </w:rPr>
-        <w:t xml:space="preserve">            </w:t>
+        <w:t xml:space="preserve"># response_data["success"] = True</w:t>
+      </w:r>
+      <w:r>
+        <w:br/>
+      </w:r>
+      <w:r>
+        <w:rPr>
+          <w:rStyle w:val="NormalTok"/>
+        </w:rPr>
+        <w:t xml:space="preserve">        </w:t>
       </w:r>
       <w:r>
         <w:rPr>
           <w:rStyle w:val="CommentTok"/>
         </w:rPr>
-        <w:t xml:space="preserve"># Get the categories for each categorical column from our model</w:t>
-      </w:r>
-      <w:r>
-        <w:br/>
-      </w:r>
-      <w:r>
-        <w:rPr>
-          <w:rStyle w:val="NormalTok"/>
-        </w:rPr>
-        <w:t xml:space="preserve">            path </w:t>
-      </w:r>
-      <w:r>
-        <w:rPr>
-          <w:rStyle w:val="OperatorTok"/>
-        </w:rPr>
-        <w:t xml:space="preserve">=</w:t>
-      </w:r>
-      <w:r>
-        <w:rPr>
-          <w:rStyle w:val="NormalTok"/>
-        </w:rPr>
-        <w:t xml:space="preserve"> Path(</w:t>
-      </w:r>
-      <w:r>
-        <w:rPr>
-          <w:rStyle w:val="StringTok"/>
-        </w:rPr>
-        <w:t xml:space="preserve">'/data/'</w:t>
-      </w:r>
-      <w:r>
-        <w:rPr>
-          <w:rStyle w:val="NormalTok"/>
-        </w:rPr>
-        <w:t xml:space="preserve">)</w:t>
-      </w:r>
-      <w:r>
-        <w:br/>
-      </w:r>
-      <w:r>
-        <w:rPr>
-          <w:rStyle w:val="NormalTok"/>
-        </w:rPr>
-        <w:t xml:space="preserve">            </w:t>
-      </w:r>
-      <w:r>
-        <w:br/>
-      </w:r>
-      <w:r>
-        <w:rPr>
-          <w:rStyle w:val="NormalTok"/>
-        </w:rPr>
-        <w:t xml:space="preserve">            </w:t>
+        <w:t xml:space="preserve"># response_data["predictions"] = predictions.tolist()</w:t>
+      </w:r>
+      <w:r>
+        <w:br/>
+      </w:r>
+      <w:r>
+        <w:rPr>
+          <w:rStyle w:val="NormalTok"/>
+        </w:rPr>
+        <w:t xml:space="preserve">        </w:t>
       </w:r>
       <w:r>
         <w:rPr>
           <w:rStyle w:val="CommentTok"/>
         </w:rPr>
-        <w:t xml:space="preserve"># We need a small sample of the training data to create the processor</w:t>
-      </w:r>
-      <w:r>
-        <w:br/>
-      </w:r>
-      <w:r>
-        <w:rPr>
-          <w:rStyle w:val="NormalTok"/>
-        </w:rPr>
-        <w:t xml:space="preserve">            </w:t>
-      </w:r>
-      <w:r>
-        <w:rPr>
-          <w:rStyle w:val="CommentTok"/>
-        </w:rPr>
-        <w:t xml:space="preserve"># This is much faster than loading the entire dataset</w:t>
-      </w:r>
-      <w:r>
-        <w:br/>
-      </w:r>
-      <w:r>
-        <w:rPr>
-          <w:rStyle w:val="NormalTok"/>
-        </w:rPr>
-        <w:t xml:space="preserve">            train_sample </w:t>
-      </w:r>
-      <w:r>
-        <w:rPr>
-          <w:rStyle w:val="OperatorTok"/>
-        </w:rPr>
-        <w:t xml:space="preserve">=</w:t>
-      </w:r>
-      <w:r>
-        <w:rPr>
-          <w:rStyle w:val="NormalTok"/>
-        </w:rPr>
-        <w:t xml:space="preserve"> pd.read_csv(path</w:t>
-      </w:r>
-      <w:r>
-        <w:rPr>
-          <w:rStyle w:val="OperatorTok"/>
-        </w:rPr>
-        <w:t xml:space="preserve">/</w:t>
-      </w:r>
-      <w:r>
-        <w:rPr>
-          <w:rStyle w:val="StringTok"/>
-        </w:rPr>
-        <w:t xml:space="preserve">'train.csv'</w:t>
-      </w:r>
-      <w:r>
-        <w:rPr>
-          <w:rStyle w:val="NormalTok"/>
-        </w:rPr>
-        <w:t xml:space="preserve">, index_col</w:t>
-      </w:r>
-      <w:r>
-        <w:rPr>
-          <w:rStyle w:val="OperatorTok"/>
-        </w:rPr>
-        <w:t xml:space="preserve">=</w:t>
-      </w:r>
-      <w:r>
-        <w:rPr>
-          <w:rStyle w:val="StringTok"/>
-        </w:rPr>
-        <w:t xml:space="preserve">'id'</w:t>
-      </w:r>
-      <w:r>
-        <w:rPr>
-          <w:rStyle w:val="NormalTok"/>
-        </w:rPr>
-        <w:t xml:space="preserve">, nrows</w:t>
-      </w:r>
-      <w:r>
-        <w:rPr>
-          <w:rStyle w:val="OperatorTok"/>
-        </w:rPr>
-        <w:t xml:space="preserve">=</w:t>
-      </w:r>
-      <w:r>
-        <w:rPr>
-          <w:rStyle w:val="DecValTok"/>
-        </w:rPr>
-        <w:t xml:space="preserve">100</w:t>
-      </w:r>
-      <w:r>
-        <w:rPr>
-          <w:rStyle w:val="NormalTok"/>
-        </w:rPr>
-        <w:t xml:space="preserve">)</w:t>
-      </w:r>
-      <w:r>
-        <w:br/>
-      </w:r>
-      <w:r>
-        <w:rPr>
-          <w:rStyle w:val="NormalTok"/>
-        </w:rPr>
-        <w:t xml:space="preserve">            train_sample </w:t>
-      </w:r>
-      <w:r>
-        <w:rPr>
-          <w:rStyle w:val="OperatorTok"/>
-        </w:rPr>
-        <w:t xml:space="preserve">=</w:t>
-      </w:r>
-      <w:r>
-        <w:rPr>
-          <w:rStyle w:val="NormalTok"/>
-        </w:rPr>
-        <w:t xml:space="preserve"> train_sample.dropna(subset</w:t>
-      </w:r>
-      <w:r>
-        <w:rPr>
-          <w:rStyle w:val="OperatorTok"/>
-        </w:rPr>
-        <w:t xml:space="preserve">=</w:t>
-      </w:r>
-      <w:r>
-        <w:rPr>
-          <w:rStyle w:val="NormalTok"/>
-        </w:rPr>
-        <w:t xml:space="preserve">[</w:t>
-      </w:r>
-      <w:r>
-        <w:rPr>
-          <w:rStyle w:val="StringTok"/>
-        </w:rPr>
-        <w:t xml:space="preserve">'num_sold'</w:t>
-      </w:r>
-      <w:r>
-        <w:rPr>
-          <w:rStyle w:val="NormalTok"/>
-        </w:rPr>
-        <w:t xml:space="preserve">])</w:t>
-      </w:r>
-      <w:r>
-        <w:br/>
-      </w:r>
-      <w:r>
-        <w:rPr>
-          <w:rStyle w:val="NormalTok"/>
-        </w:rPr>
-        <w:t xml:space="preserve">            train_sample </w:t>
-      </w:r>
-      <w:r>
-        <w:rPr>
-          <w:rStyle w:val="OperatorTok"/>
-        </w:rPr>
-        <w:t xml:space="preserve">=</w:t>
-      </w:r>
-      <w:r>
-        <w:rPr>
-          <w:rStyle w:val="NormalTok"/>
-        </w:rPr>
-        <w:t xml:space="preserve"> add_datepart(train_sample, </w:t>
-      </w:r>
-      <w:r>
-        <w:rPr>
-          <w:rStyle w:val="StringTok"/>
-        </w:rPr>
-        <w:t xml:space="preserve">'date'</w:t>
-      </w:r>
-      <w:r>
-        <w:rPr>
-          <w:rStyle w:val="NormalTok"/>
-        </w:rPr>
-        <w:t xml:space="preserve">, drop</w:t>
-      </w:r>
-      <w:r>
-        <w:rPr>
-          <w:rStyle w:val="OperatorTok"/>
-        </w:rPr>
-        <w:t xml:space="preserve">=</w:t>
-      </w:r>
-      <w:r>
-        <w:rPr>
-          <w:rStyle w:val="VariableTok"/>
-        </w:rPr>
-        <w:t xml:space="preserve">False</w:t>
-      </w:r>
-      <w:r>
-        <w:rPr>
-          <w:rStyle w:val="NormalTok"/>
-        </w:rPr>
-        <w:t xml:space="preserve">)</w:t>
-      </w:r>
-      <w:r>
-        <w:br/>
-      </w:r>
-      <w:r>
-        <w:rPr>
-          <w:rStyle w:val="NormalTok"/>
-        </w:rPr>
-        <w:t xml:space="preserve">            </w:t>
-      </w:r>
-      <w:r>
-        <w:br/>
-      </w:r>
-      <w:r>
-        <w:rPr>
-          <w:rStyle w:val="NormalTok"/>
-        </w:rPr>
-        <w:t xml:space="preserve">            </w:t>
-      </w:r>
-      <w:r>
-        <w:rPr>
-          <w:rStyle w:val="CommentTok"/>
-        </w:rPr>
-        <w:t xml:space="preserve"># Create TabularPandas processor with saved parameters</w:t>
-      </w:r>
-      <w:r>
-        <w:br/>
-      </w:r>
-      <w:r>
-        <w:rPr>
-          <w:rStyle w:val="NormalTok"/>
-        </w:rPr>
-        <w:t xml:space="preserve">            splits </w:t>
-      </w:r>
-      <w:r>
-        <w:rPr>
-          <w:rStyle w:val="OperatorTok"/>
-        </w:rPr>
-        <w:t xml:space="preserve">=</w:t>
-      </w:r>
-      <w:r>
-        <w:rPr>
-          <w:rStyle w:val="NormalTok"/>
-        </w:rPr>
-        <w:t xml:space="preserve"> RandomSplitter(valid_pct</w:t>
-      </w:r>
-      <w:r>
-        <w:rPr>
-          <w:rStyle w:val="OperatorTok"/>
-        </w:rPr>
-        <w:t xml:space="preserve">=</w:t>
-      </w:r>
-      <w:r>
-        <w:rPr>
-          <w:rStyle w:val="FloatTok"/>
-        </w:rPr>
-        <w:t xml:space="preserve">0.2</w:t>
-      </w:r>
-      <w:r>
-        <w:rPr>
-          <w:rStyle w:val="NormalTok"/>
-        </w:rPr>
-        <w:t xml:space="preserve">)(range_of(train_sample))</w:t>
-      </w:r>
-      <w:r>
-        <w:br/>
-      </w:r>
-      <w:r>
-        <w:rPr>
-          <w:rStyle w:val="NormalTok"/>
-        </w:rPr>
-        <w:t xml:space="preserve">            to </w:t>
-      </w:r>
-      <w:r>
-        <w:rPr>
-          <w:rStyle w:val="OperatorTok"/>
-        </w:rPr>
-        <w:t xml:space="preserve">=</w:t>
-      </w:r>
-      <w:r>
-        <w:rPr>
-          <w:rStyle w:val="NormalTok"/>
-        </w:rPr>
-        <w:t xml:space="preserve"> TabularPandas(train_sample, </w:t>
-      </w:r>
-      <w:r>
-        <w:br/>
-      </w:r>
-      <w:r>
-        <w:rPr>
-          <w:rStyle w:val="NormalTok"/>
-        </w:rPr>
-        <w:t xml:space="preserve">                              procs</w:t>
-      </w:r>
-      <w:r>
-        <w:rPr>
-          <w:rStyle w:val="OperatorTok"/>
-        </w:rPr>
-        <w:t xml:space="preserve">=</w:t>
-      </w:r>
-      <w:r>
-        <w:rPr>
-          <w:rStyle w:val="NormalTok"/>
-        </w:rPr>
-        <w:t xml:space="preserve">procs,</w:t>
-      </w:r>
-      <w:r>
-        <w:br/>
-      </w:r>
-      <w:r>
-        <w:rPr>
-          <w:rStyle w:val="NormalTok"/>
-        </w:rPr>
-        <w:t xml:space="preserve">                              cat_names</w:t>
-      </w:r>
-      <w:r>
-        <w:rPr>
-          <w:rStyle w:val="OperatorTok"/>
-        </w:rPr>
-        <w:t xml:space="preserve">=</w:t>
-      </w:r>
-      <w:r>
-        <w:rPr>
-          <w:rStyle w:val="NormalTok"/>
-        </w:rPr>
-        <w:t xml:space="preserve">cat_names,</w:t>
-      </w:r>
-      <w:r>
-        <w:br/>
-      </w:r>
-      <w:r>
-        <w:rPr>
-          <w:rStyle w:val="NormalTok"/>
-        </w:rPr>
-        <w:t xml:space="preserve">                              cont_names</w:t>
-      </w:r>
-      <w:r>
-        <w:rPr>
-          <w:rStyle w:val="OperatorTok"/>
-        </w:rPr>
-        <w:t xml:space="preserve">=</w:t>
-      </w:r>
-      <w:r>
-        <w:rPr>
-          <w:rStyle w:val="NormalTok"/>
-        </w:rPr>
-        <w:t xml:space="preserve">cont_names,</w:t>
-      </w:r>
-      <w:r>
-        <w:br/>
-      </w:r>
-      <w:r>
-        <w:rPr>
-          <w:rStyle w:val="NormalTok"/>
-        </w:rPr>
-        <w:t xml:space="preserve">                              y_names</w:t>
-      </w:r>
-      <w:r>
-        <w:rPr>
-          <w:rStyle w:val="OperatorTok"/>
-        </w:rPr>
-        <w:t xml:space="preserve">=</w:t>
-      </w:r>
-      <w:r>
-        <w:rPr>
-          <w:rStyle w:val="StringTok"/>
-        </w:rPr>
-        <w:t xml:space="preserve">'num_sold'</w:t>
-      </w:r>
-      <w:r>
-        <w:rPr>
-          <w:rStyle w:val="NormalTok"/>
-        </w:rPr>
-        <w:t xml:space="preserve">,</w:t>
-      </w:r>
-      <w:r>
-        <w:br/>
-      </w:r>
-      <w:r>
-        <w:rPr>
-          <w:rStyle w:val="NormalTok"/>
-        </w:rPr>
-        <w:t xml:space="preserve">                              y_block</w:t>
-      </w:r>
-      <w:r>
-        <w:rPr>
-          <w:rStyle w:val="OperatorTok"/>
-        </w:rPr>
-        <w:t xml:space="preserve">=</w:t>
-      </w:r>
-      <w:r>
-        <w:rPr>
-          <w:rStyle w:val="NormalTok"/>
-        </w:rPr>
-        <w:t xml:space="preserve">CategoryBlock(),</w:t>
-      </w:r>
-      <w:r>
-        <w:br/>
-      </w:r>
-      <w:r>
-        <w:rPr>
-          <w:rStyle w:val="NormalTok"/>
-        </w:rPr>
-        <w:t xml:space="preserve">                              splits</w:t>
-      </w:r>
-      <w:r>
-        <w:rPr>
-          <w:rStyle w:val="OperatorTok"/>
-        </w:rPr>
-        <w:t xml:space="preserve">=</w:t>
-      </w:r>
-      <w:r>
-        <w:rPr>
-          <w:rStyle w:val="NormalTok"/>
-        </w:rPr>
-        <w:t xml:space="preserve">splits)</w:t>
-      </w:r>
-      <w:r>
-        <w:br/>
-      </w:r>
-      <w:r>
-        <w:rPr>
-          <w:rStyle w:val="NormalTok"/>
-        </w:rPr>
-        <w:t xml:space="preserve">            </w:t>
-      </w:r>
-      <w:r>
-        <w:br/>
-      </w:r>
-      <w:r>
-        <w:rPr>
-          <w:rStyle w:val="NormalTok"/>
-        </w:rPr>
-        <w:t xml:space="preserve">            </w:t>
-      </w:r>
-      <w:r>
-        <w:rPr>
-          <w:rStyle w:val="CommentTok"/>
-        </w:rPr>
-        <w:t xml:space="preserve"># Create dataloaders</w:t>
-      </w:r>
-      <w:r>
-        <w:br/>
-      </w:r>
-      <w:r>
-        <w:rPr>
-          <w:rStyle w:val="NormalTok"/>
-        </w:rPr>
-        <w:t xml:space="preserve">            dls </w:t>
-      </w:r>
-      <w:r>
-        <w:rPr>
-          <w:rStyle w:val="OperatorTok"/>
-        </w:rPr>
-        <w:t xml:space="preserve">=</w:t>
-      </w:r>
-      <w:r>
-        <w:rPr>
-          <w:rStyle w:val="NormalTok"/>
-        </w:rPr>
-        <w:t xml:space="preserve"> to.dataloaders(bs</w:t>
-      </w:r>
-      <w:r>
-        <w:rPr>
-          <w:rStyle w:val="OperatorTok"/>
-        </w:rPr>
-        <w:t xml:space="preserve">=</w:t>
-      </w:r>
-      <w:r>
-        <w:rPr>
-          <w:rStyle w:val="DecValTok"/>
-        </w:rPr>
-        <w:t xml:space="preserve">64</w:t>
-      </w:r>
-      <w:r>
-        <w:rPr>
-          <w:rStyle w:val="NormalTok"/>
-        </w:rPr>
-        <w:t xml:space="preserve">)</w:t>
-      </w:r>
-      <w:r>
-        <w:br/>
-      </w:r>
-      <w:r>
-        <w:rPr>
-          <w:rStyle w:val="NormalTok"/>
-        </w:rPr>
-        <w:t xml:space="preserve">            </w:t>
-      </w:r>
-      <w:r>
-        <w:br/>
-      </w:r>
-      <w:r>
-        <w:rPr>
-          <w:rStyle w:val="NormalTok"/>
-        </w:rPr>
-        <w:t xml:space="preserve">            </w:t>
-      </w:r>
-      <w:r>
-        <w:rPr>
-          <w:rStyle w:val="CommentTok"/>
-        </w:rPr>
-        <w:t xml:space="preserve"># Process the test data using our saved preprocessing</w:t>
-      </w:r>
-      <w:r>
-        <w:br/>
-      </w:r>
-      <w:r>
-        <w:rPr>
-          <w:rStyle w:val="NormalTok"/>
-        </w:rPr>
-        <w:t xml:space="preserve">            test_dl </w:t>
-      </w:r>
-      <w:r>
-        <w:rPr>
-          <w:rStyle w:val="OperatorTok"/>
-        </w:rPr>
-        <w:t xml:space="preserve">=</w:t>
-      </w:r>
-      <w:r>
-        <w:rPr>
-          <w:rStyle w:val="NormalTok"/>
-        </w:rPr>
-        <w:t xml:space="preserve"> dls.test_dl(test_df)</w:t>
-      </w:r>
-      <w:r>
-        <w:br/>
-      </w:r>
-      <w:r>
-        <w:rPr>
-          <w:rStyle w:val="NormalTok"/>
-        </w:rPr>
-        <w:t xml:space="preserve">            </w:t>
-      </w:r>
-      <w:r>
-        <w:br/>
-      </w:r>
-      <w:r>
-        <w:rPr>
-          <w:rStyle w:val="NormalTok"/>
-        </w:rPr>
-        <w:t xml:space="preserve">            </w:t>
-      </w:r>
-      <w:r>
-        <w:rPr>
-          <w:rStyle w:val="CommentTok"/>
-        </w:rPr>
-        <w:t xml:space="preserve"># Make predictions</w:t>
-      </w:r>
-      <w:r>
-        <w:br/>
-      </w:r>
-      <w:r>
-        <w:rPr>
-          <w:rStyle w:val="NormalTok"/>
-        </w:rPr>
-        <w:t xml:space="preserve">            predictions </w:t>
-      </w:r>
-      <w:r>
-        <w:rPr>
-          <w:rStyle w:val="OperatorTok"/>
-        </w:rPr>
-        <w:t xml:space="preserve">=</w:t>
-      </w:r>
-      <w:r>
-        <w:rPr>
-          <w:rStyle w:val="NormalTok"/>
-        </w:rPr>
-        <w:t xml:space="preserve"> model.predict(test_dl.xs)</w:t>
-      </w:r>
-      <w:r>
-        <w:br/>
-      </w:r>
-      <w:r>
-        <w:rPr>
-          <w:rStyle w:val="NormalTok"/>
-        </w:rPr>
-        <w:t xml:space="preserve">            </w:t>
-      </w:r>
-      <w:r>
-        <w:br/>
-      </w:r>
-      <w:r>
-        <w:rPr>
-          <w:rStyle w:val="NormalTok"/>
-        </w:rPr>
-        <w:t xml:space="preserve">            </w:t>
-      </w:r>
-      <w:r>
-        <w:rPr>
-          <w:rStyle w:val="CommentTok"/>
-        </w:rPr>
-        <w:t xml:space="preserve"># Return the predictions as a simple list</w:t>
-      </w:r>
-      <w:r>
-        <w:br/>
-      </w:r>
-      <w:r>
-        <w:rPr>
-          <w:rStyle w:val="NormalTok"/>
-        </w:rPr>
-        <w:t xml:space="preserve">            </w:t>
-      </w:r>
-      <w:r>
-        <w:rPr>
-          <w:rStyle w:val="ControlFlowTok"/>
-        </w:rPr>
-        <w:t xml:space="preserve">return</w:t>
-      </w:r>
-      <w:r>
-        <w:rPr>
-          <w:rStyle w:val="NormalTok"/>
-        </w:rPr>
-        <w:t xml:space="preserve"> predictions.tolist()</w:t>
-      </w:r>
-      <w:r>
-        <w:br/>
-      </w:r>
-      <w:r>
-        <w:rPr>
-          <w:rStyle w:val="NormalTok"/>
-        </w:rPr>
-        <w:t xml:space="preserve">        </w:t>
-      </w:r>
-      <w:r>
-        <w:rPr>
-          <w:rStyle w:val="ControlFlowTok"/>
-        </w:rPr>
-        <w:t xml:space="preserve">else</w:t>
-      </w:r>
-      <w:r>
-        <w:rPr>
-          <w:rStyle w:val="NormalTok"/>
-        </w:rPr>
-        <w:t xml:space="preserve">:</w:t>
-      </w:r>
-      <w:r>
-        <w:br/>
-      </w:r>
-      <w:r>
-        <w:rPr>
-          <w:rStyle w:val="NormalTok"/>
-        </w:rPr>
-        <w:t xml:space="preserve">            </w:t>
-      </w:r>
-      <w:r>
-        <w:rPr>
-          <w:rStyle w:val="CommentTok"/>
-        </w:rPr>
-        <w:t xml:space="preserve"># Fallback to the original approach if preprocessing info isn't available</w:t>
-      </w:r>
-      <w:r>
-        <w:br/>
-      </w:r>
-      <w:r>
-        <w:rPr>
-          <w:rStyle w:val="NormalTok"/>
-        </w:rPr>
-        <w:t xml:space="preserve">            </w:t>
-      </w:r>
-      <w:r>
-        <w:rPr>
-          <w:rStyle w:val="BuiltInTok"/>
-        </w:rPr>
-        <w:t xml:space="preserve">print</w:t>
-      </w:r>
-      <w:r>
-        <w:rPr>
-          <w:rStyle w:val="NormalTok"/>
-        </w:rPr>
-        <w:t xml:space="preserve">(</w:t>
-      </w:r>
-      <w:r>
-        <w:rPr>
-          <w:rStyle w:val="StringTok"/>
-        </w:rPr>
-        <w:t xml:space="preserve">"Preprocessing info not found, using full training data..."</w:t>
-      </w:r>
-      <w:r>
-        <w:rPr>
-          <w:rStyle w:val="NormalTok"/>
-        </w:rPr>
-        <w:t xml:space="preserve">)</w:t>
-      </w:r>
-      <w:r>
-        <w:br/>
-      </w:r>
-      <w:r>
-        <w:rPr>
-          <w:rStyle w:val="NormalTok"/>
-        </w:rPr>
-        <w:t xml:space="preserve">            </w:t>
-      </w:r>
-      <w:r>
-        <w:br/>
-      </w:r>
-      <w:r>
-        <w:rPr>
-          <w:rStyle w:val="NormalTok"/>
-        </w:rPr>
-        <w:t xml:space="preserve">            </w:t>
-      </w:r>
-      <w:r>
-        <w:rPr>
-          <w:rStyle w:val="CommentTok"/>
-        </w:rPr>
-        <w:t xml:space="preserve"># Load the training data for preprocessing</w:t>
-      </w:r>
-      <w:r>
-        <w:br/>
-      </w:r>
-      <w:r>
-        <w:rPr>
-          <w:rStyle w:val="NormalTok"/>
-        </w:rPr>
-        <w:t xml:space="preserve">            path </w:t>
-      </w:r>
-      <w:r>
-        <w:rPr>
-          <w:rStyle w:val="OperatorTok"/>
-        </w:rPr>
-        <w:t xml:space="preserve">=</w:t>
-      </w:r>
-      <w:r>
-        <w:rPr>
-          <w:rStyle w:val="NormalTok"/>
-        </w:rPr>
-        <w:t xml:space="preserve"> Path(</w:t>
-      </w:r>
-      <w:r>
-        <w:rPr>
-          <w:rStyle w:val="StringTok"/>
-        </w:rPr>
-        <w:t xml:space="preserve">'/data/'</w:t>
-      </w:r>
-      <w:r>
-        <w:rPr>
-          <w:rStyle w:val="NormalTok"/>
-        </w:rPr>
-        <w:t xml:space="preserve">)</w:t>
-      </w:r>
-      <w:r>
-        <w:br/>
-      </w:r>
-      <w:r>
-        <w:rPr>
-          <w:rStyle w:val="NormalTok"/>
-        </w:rPr>
-        <w:t xml:space="preserve">            train_df </w:t>
-      </w:r>
-      <w:r>
-        <w:rPr>
-          <w:rStyle w:val="OperatorTok"/>
-        </w:rPr>
-        <w:t xml:space="preserve">=</w:t>
-      </w:r>
-      <w:r>
-        <w:rPr>
-          <w:rStyle w:val="NormalTok"/>
-        </w:rPr>
-        <w:t xml:space="preserve"> pd.read_csv(path</w:t>
-      </w:r>
-      <w:r>
-        <w:rPr>
-          <w:rStyle w:val="OperatorTok"/>
-        </w:rPr>
-        <w:t xml:space="preserve">/</w:t>
-      </w:r>
-      <w:r>
-        <w:rPr>
-          <w:rStyle w:val="StringTok"/>
-        </w:rPr>
-        <w:t xml:space="preserve">'train.csv'</w:t>
-      </w:r>
-      <w:r>
-        <w:rPr>
-          <w:rStyle w:val="NormalTok"/>
-        </w:rPr>
-        <w:t xml:space="preserve">, index_col</w:t>
-      </w:r>
-      <w:r>
-        <w:rPr>
-          <w:rStyle w:val="OperatorTok"/>
-        </w:rPr>
-        <w:t xml:space="preserve">=</w:t>
-      </w:r>
-      <w:r>
-        <w:rPr>
-          <w:rStyle w:val="StringTok"/>
-        </w:rPr>
-        <w:t xml:space="preserve">'id'</w:t>
-      </w:r>
-      <w:r>
-        <w:rPr>
-          <w:rStyle w:val="NormalTok"/>
-        </w:rPr>
-        <w:t xml:space="preserve">)</w:t>
-      </w:r>
-      <w:r>
-        <w:br/>
-      </w:r>
-      <w:r>
-        <w:rPr>
-          <w:rStyle w:val="NormalTok"/>
-        </w:rPr>
-        <w:t xml:space="preserve">            train_df </w:t>
-      </w:r>
-      <w:r>
-        <w:rPr>
-          <w:rStyle w:val="OperatorTok"/>
-        </w:rPr>
-        <w:t xml:space="preserve">=</w:t>
-      </w:r>
-      <w:r>
-        <w:rPr>
-          <w:rStyle w:val="NormalTok"/>
-        </w:rPr>
-        <w:t xml:space="preserve"> train_df.dropna(subset</w:t>
-      </w:r>
-      <w:r>
-        <w:rPr>
-          <w:rStyle w:val="OperatorTok"/>
-        </w:rPr>
-        <w:t xml:space="preserve">=</w:t>
-      </w:r>
-      <w:r>
-        <w:rPr>
-          <w:rStyle w:val="NormalTok"/>
-        </w:rPr>
-        <w:t xml:space="preserve">[</w:t>
-      </w:r>
-      <w:r>
-        <w:rPr>
-          <w:rStyle w:val="StringTok"/>
-        </w:rPr>
-        <w:t xml:space="preserve">'num_sold'</w:t>
-      </w:r>
-      <w:r>
-        <w:rPr>
-          <w:rStyle w:val="NormalTok"/>
-        </w:rPr>
-        <w:t xml:space="preserve">])</w:t>
-      </w:r>
-      <w:r>
-        <w:br/>
-      </w:r>
-      <w:r>
-        <w:rPr>
-          <w:rStyle w:val="NormalTok"/>
-        </w:rPr>
-        <w:t xml:space="preserve">            </w:t>
-      </w:r>
-      <w:r>
-        <w:br/>
-      </w:r>
-      <w:r>
-        <w:rPr>
-          <w:rStyle w:val="NormalTok"/>
-        </w:rPr>
-        <w:t xml:space="preserve">            </w:t>
-      </w:r>
-      <w:r>
-        <w:rPr>
-          <w:rStyle w:val="CommentTok"/>
-        </w:rPr>
-        <w:t xml:space="preserve"># Feature preparation</w:t>
-      </w:r>
-      <w:r>
-        <w:br/>
-      </w:r>
-      <w:r>
-        <w:rPr>
-          <w:rStyle w:val="NormalTok"/>
-        </w:rPr>
-        <w:t xml:space="preserve">            cont_names, cat_names </w:t>
-      </w:r>
-      <w:r>
-        <w:rPr>
-          <w:rStyle w:val="OperatorTok"/>
-        </w:rPr>
-        <w:t xml:space="preserve">=</w:t>
-      </w:r>
-      <w:r>
-        <w:rPr>
-          <w:rStyle w:val="NormalTok"/>
-        </w:rPr>
-        <w:t xml:space="preserve"> cont_cat_split(train_df, dep_var</w:t>
-      </w:r>
-      <w:r>
-        <w:rPr>
-          <w:rStyle w:val="OperatorTok"/>
-        </w:rPr>
-        <w:t xml:space="preserve">=</w:t>
-      </w:r>
-      <w:r>
-        <w:rPr>
-          <w:rStyle w:val="StringTok"/>
-        </w:rPr>
-        <w:t xml:space="preserve">'num_sold'</w:t>
-      </w:r>
-      <w:r>
-        <w:rPr>
-          <w:rStyle w:val="NormalTok"/>
-        </w:rPr>
-        <w:t xml:space="preserve">)</w:t>
-      </w:r>
-      <w:r>
-        <w:br/>
-      </w:r>
-      <w:r>
-        <w:rPr>
-          <w:rStyle w:val="NormalTok"/>
-        </w:rPr>
-        <w:t xml:space="preserve">            splits </w:t>
-      </w:r>
-      <w:r>
-        <w:rPr>
-          <w:rStyle w:val="OperatorTok"/>
-        </w:rPr>
-        <w:t xml:space="preserve">=</w:t>
-      </w:r>
-      <w:r>
-        <w:rPr>
-          <w:rStyle w:val="NormalTok"/>
-        </w:rPr>
-        <w:t xml:space="preserve"> RandomSplitter(valid_pct</w:t>
-      </w:r>
-      <w:r>
-        <w:rPr>
-          <w:rStyle w:val="OperatorTok"/>
-        </w:rPr>
-        <w:t xml:space="preserve">=</w:t>
-      </w:r>
-      <w:r>
-        <w:rPr>
-          <w:rStyle w:val="FloatTok"/>
-        </w:rPr>
-        <w:t xml:space="preserve">0.2</w:t>
-      </w:r>
-      <w:r>
-        <w:rPr>
-          <w:rStyle w:val="NormalTok"/>
-        </w:rPr>
-        <w:t xml:space="preserve">)(range_of(train_df))</w:t>
-      </w:r>
-      <w:r>
-        <w:br/>
-      </w:r>
-      <w:r>
-        <w:rPr>
-          <w:rStyle w:val="NormalTok"/>
-        </w:rPr>
-        <w:t xml:space="preserve">            </w:t>
-      </w:r>
-      <w:r>
-        <w:br/>
-      </w:r>
-      <w:r>
-        <w:rPr>
-          <w:rStyle w:val="NormalTok"/>
-        </w:rPr>
-        <w:t xml:space="preserve">            </w:t>
-      </w:r>
-      <w:r>
-        <w:rPr>
-          <w:rStyle w:val="CommentTok"/>
-        </w:rPr>
-        <w:t xml:space="preserve"># Create TabularPandas processor</w:t>
-      </w:r>
-      <w:r>
-        <w:br/>
-      </w:r>
-      <w:r>
-        <w:rPr>
-          <w:rStyle w:val="NormalTok"/>
-        </w:rPr>
-        <w:t xml:space="preserve">            to </w:t>
-      </w:r>
-      <w:r>
-        <w:rPr>
-          <w:rStyle w:val="OperatorTok"/>
-        </w:rPr>
-        <w:t xml:space="preserve">=</w:t>
-      </w:r>
-      <w:r>
-        <w:rPr>
-          <w:rStyle w:val="NormalTok"/>
-        </w:rPr>
-        <w:t xml:space="preserve"> TabularPandas(train_df, </w:t>
-      </w:r>
-      <w:r>
-        <w:br/>
-      </w:r>
-      <w:r>
-        <w:rPr>
-          <w:rStyle w:val="NormalTok"/>
-        </w:rPr>
-        <w:t xml:space="preserve">                              procs</w:t>
-      </w:r>
-      <w:r>
-        <w:rPr>
-          <w:rStyle w:val="OperatorTok"/>
-        </w:rPr>
-        <w:t xml:space="preserve">=</w:t>
-      </w:r>
-      <w:r>
-        <w:rPr>
-          <w:rStyle w:val="NormalTok"/>
-        </w:rPr>
-        <w:t xml:space="preserve">[Categorify, FillMissing, Normalize],</w:t>
-      </w:r>
-      <w:r>
-        <w:br/>
-      </w:r>
-      <w:r>
-        <w:rPr>
-          <w:rStyle w:val="NormalTok"/>
-        </w:rPr>
-        <w:t xml:space="preserve">                              cat_names</w:t>
-      </w:r>
-      <w:r>
-        <w:rPr>
-          <w:rStyle w:val="OperatorTok"/>
-        </w:rPr>
-        <w:t xml:space="preserve">=</w:t>
-      </w:r>
-      <w:r>
-        <w:rPr>
-          <w:rStyle w:val="NormalTok"/>
-        </w:rPr>
-        <w:t xml:space="preserve">cat_names,</w:t>
-      </w:r>
-      <w:r>
-        <w:br/>
-      </w:r>
-      <w:r>
-        <w:rPr>
-          <w:rStyle w:val="NormalTok"/>
-        </w:rPr>
-        <w:t xml:space="preserve">                              cont_names</w:t>
-      </w:r>
-      <w:r>
-        <w:rPr>
-          <w:rStyle w:val="OperatorTok"/>
-        </w:rPr>
-        <w:t xml:space="preserve">=</w:t>
-      </w:r>
-      <w:r>
-        <w:rPr>
-          <w:rStyle w:val="NormalTok"/>
-        </w:rPr>
-        <w:t xml:space="preserve">cont_names,</w:t>
-      </w:r>
-      <w:r>
-        <w:br/>
-      </w:r>
-      <w:r>
-        <w:rPr>
-          <w:rStyle w:val="NormalTok"/>
-        </w:rPr>
-        <w:t xml:space="preserve">                              y_names</w:t>
-      </w:r>
-      <w:r>
-        <w:rPr>
-          <w:rStyle w:val="OperatorTok"/>
-        </w:rPr>
-        <w:t xml:space="preserve">=</w:t>
-      </w:r>
-      <w:r>
-        <w:rPr>
-          <w:rStyle w:val="StringTok"/>
-        </w:rPr>
-        <w:t xml:space="preserve">'num_sold'</w:t>
-      </w:r>
-      <w:r>
-        <w:rPr>
-          <w:rStyle w:val="NormalTok"/>
-        </w:rPr>
-        <w:t xml:space="preserve">,</w:t>
-      </w:r>
-      <w:r>
-        <w:br/>
-      </w:r>
-      <w:r>
-        <w:rPr>
-          <w:rStyle w:val="NormalTok"/>
-        </w:rPr>
-        <w:t xml:space="preserve">                              y_block</w:t>
-      </w:r>
-      <w:r>
-        <w:rPr>
-          <w:rStyle w:val="OperatorTok"/>
-        </w:rPr>
-        <w:t xml:space="preserve">=</w:t>
-      </w:r>
-      <w:r>
-        <w:rPr>
-          <w:rStyle w:val="NormalTok"/>
-        </w:rPr>
-        <w:t xml:space="preserve">CategoryBlock(),</w:t>
-      </w:r>
-      <w:r>
-        <w:br/>
-      </w:r>
-      <w:r>
-        <w:rPr>
-          <w:rStyle w:val="NormalTok"/>
-        </w:rPr>
-        <w:t xml:space="preserve">                              splits</w:t>
-      </w:r>
-      <w:r>
-        <w:rPr>
-          <w:rStyle w:val="OperatorTok"/>
-        </w:rPr>
-        <w:t xml:space="preserve">=</w:t>
-      </w:r>
-      <w:r>
-        <w:rPr>
-          <w:rStyle w:val="NormalTok"/>
-        </w:rPr>
-        <w:t xml:space="preserve">splits)</w:t>
-      </w:r>
-      <w:r>
-        <w:br/>
-      </w:r>
-      <w:r>
-        <w:rPr>
-          <w:rStyle w:val="NormalTok"/>
-        </w:rPr>
-        <w:t xml:space="preserve">            </w:t>
-      </w:r>
-      <w:r>
-        <w:br/>
-      </w:r>
-      <w:r>
-        <w:rPr>
-          <w:rStyle w:val="NormalTok"/>
-        </w:rPr>
-        <w:t xml:space="preserve">            </w:t>
-      </w:r>
-      <w:r>
-        <w:rPr>
-          <w:rStyle w:val="CommentTok"/>
-        </w:rPr>
-        <w:t xml:space="preserve"># Create a test dataloader</w:t>
-      </w:r>
-      <w:r>
-        <w:br/>
-      </w:r>
-      <w:r>
-        <w:rPr>
-          <w:rStyle w:val="NormalTok"/>
-        </w:rPr>
-        <w:t xml:space="preserve">            dls </w:t>
-      </w:r>
-      <w:r>
-        <w:rPr>
-          <w:rStyle w:val="OperatorTok"/>
-        </w:rPr>
-        <w:t xml:space="preserve">=</w:t>
-      </w:r>
-      <w:r>
-        <w:rPr>
-          <w:rStyle w:val="NormalTok"/>
-        </w:rPr>
-        <w:t xml:space="preserve"> to.dataloaders(bs</w:t>
-      </w:r>
-      <w:r>
-        <w:rPr>
-          <w:rStyle w:val="OperatorTok"/>
-        </w:rPr>
-        <w:t xml:space="preserve">=</w:t>
-      </w:r>
-      <w:r>
-        <w:rPr>
-          <w:rStyle w:val="DecValTok"/>
-        </w:rPr>
-        <w:t xml:space="preserve">64</w:t>
-      </w:r>
-      <w:r>
-        <w:rPr>
-          <w:rStyle w:val="NormalTok"/>
-        </w:rPr>
-        <w:t xml:space="preserve">)</w:t>
-      </w:r>
-      <w:r>
-        <w:br/>
-      </w:r>
-      <w:r>
-        <w:rPr>
-          <w:rStyle w:val="NormalTok"/>
-        </w:rPr>
-        <w:t xml:space="preserve">            test_dl </w:t>
-      </w:r>
-      <w:r>
-        <w:rPr>
-          <w:rStyle w:val="OperatorTok"/>
-        </w:rPr>
-        <w:t xml:space="preserve">=</w:t>
-      </w:r>
-      <w:r>
-        <w:rPr>
-          <w:rStyle w:val="NormalTok"/>
-        </w:rPr>
-        <w:t xml:space="preserve"> dls.test_dl(test_df)</w:t>
-      </w:r>
-      <w:r>
-        <w:br/>
-      </w:r>
-      <w:r>
-        <w:rPr>
-          <w:rStyle w:val="NormalTok"/>
-        </w:rPr>
-        <w:t xml:space="preserve">            </w:t>
-      </w:r>
-      <w:r>
-        <w:br/>
-      </w:r>
-      <w:r>
-        <w:rPr>
-          <w:rStyle w:val="NormalTok"/>
-        </w:rPr>
-        <w:t xml:space="preserve">            </w:t>
-      </w:r>
-      <w:r>
-        <w:rPr>
-          <w:rStyle w:val="CommentTok"/>
-        </w:rPr>
-        <w:t xml:space="preserve"># Make predictions using our model</w:t>
-      </w:r>
-      <w:r>
-        <w:br/>
-      </w:r>
-      <w:r>
-        <w:rPr>
-          <w:rStyle w:val="NormalTok"/>
-        </w:rPr>
-        <w:t xml:space="preserve">            predictions </w:t>
-      </w:r>
-      <w:r>
-        <w:rPr>
-          <w:rStyle w:val="OperatorTok"/>
-        </w:rPr>
-        <w:t xml:space="preserve">=</w:t>
-      </w:r>
-      <w:r>
-        <w:rPr>
-          <w:rStyle w:val="NormalTok"/>
-        </w:rPr>
-        <w:t xml:space="preserve"> model.predict(test_dl.xs)</w:t>
-      </w:r>
-      <w:r>
-        <w:br/>
-      </w:r>
-      <w:r>
-        <w:rPr>
-          <w:rStyle w:val="NormalTok"/>
-        </w:rPr>
-        <w:t xml:space="preserve">            </w:t>
-      </w:r>
-      <w:r>
-        <w:br/>
-      </w:r>
-      <w:r>
-        <w:rPr>
-          <w:rStyle w:val="NormalTok"/>
-        </w:rPr>
-        <w:t xml:space="preserve">            </w:t>
-      </w:r>
-      <w:r>
-        <w:rPr>
-          <w:rStyle w:val="CommentTok"/>
-        </w:rPr>
-        <w:t xml:space="preserve"># Return the predictions as a simple list</w:t>
-      </w:r>
-      <w:r>
-        <w:br/>
-      </w:r>
-      <w:r>
-        <w:rPr>
-          <w:rStyle w:val="NormalTok"/>
-        </w:rPr>
-        <w:t xml:space="preserve">            </w:t>
-      </w:r>
-      <w:r>
-        <w:rPr>
-          <w:rStyle w:val="ControlFlowTok"/>
-        </w:rPr>
-        <w:t xml:space="preserve">return</w:t>
-      </w:r>
-      <w:r>
-        <w:rPr>
-          <w:rStyle w:val="NormalTok"/>
-        </w:rPr>
-        <w:t xml:space="preserve"> predictions.tolist()</w:t>
+        <w:t xml:space="preserve"># return response_data</w:t>
       </w:r>
       <w:r>
         <w:br/>
@@ -18537,7 +18284,7 @@
         <w:rPr>
           <w:rStyle w:val="VerbatimChar"/>
         </w:rPr>
-        <w:t xml:space="preserve">python serve.py</w:t>
+        <w:t xml:space="preserve">modal deploy serve.py</w:t>
       </w:r>
       <w:r>
         <w:t xml:space="preserve">.</w:t>
@@ -18589,18 +18336,18 @@
                 <wp:inline>
                   <wp:extent cx="5334000" cy="1580960"/>
                   <wp:effectExtent b="0" l="0" r="0" t="0"/>
-                  <wp:docPr descr="" title="" id="52" name="Picture"/>
+                  <wp:docPr descr="" title="" id="53" name="Picture"/>
                   <a:graphic>
                     <a:graphicData uri="http://schemas.openxmlformats.org/drawingml/2006/picture">
                       <pic:pic>
                         <pic:nvPicPr>
-                          <pic:cNvPr descr="explanation_files/figure-docx/94254b34-1-image.png" id="53" name="Picture"/>
+                          <pic:cNvPr descr="explanation_files/figure-docx/94254b34-1-image.png" id="54" name="Picture"/>
                           <pic:cNvPicPr>
                             <a:picLocks noChangeArrowheads="1" noChangeAspect="1"/>
                           </pic:cNvPicPr>
                         </pic:nvPicPr>
                         <pic:blipFill>
-                          <a:blip r:embed="rId51"/>
+                          <a:blip r:embed="rId52"/>
                           <a:stretch>
                             <a:fillRect/>
                           </a:stretch>
@@ -18659,8 +18406,8 @@
         <w:t xml:space="preserve">We then build a dashboard below with streamlit that uses these predictions to create visualizations, calculate KPIs, and enable interactive filtering of the results but first we shall test our API with a simple script.</w:t>
       </w:r>
     </w:p>
-    <w:bookmarkEnd w:id="54"/>
-    <w:bookmarkStart w:id="58" w:name="testing-the-api---test_modal_app.py"/>
+    <w:bookmarkEnd w:id="55"/>
+    <w:bookmarkStart w:id="59" w:name="testing-the-api---test_modal_app.py"/>
     <w:p>
       <w:pPr>
         <w:pStyle w:val="Heading2"/>
@@ -20018,18 +19765,18 @@
                 <wp:inline>
                   <wp:extent cx="5334000" cy="1492594"/>
                   <wp:effectExtent b="0" l="0" r="0" t="0"/>
-                  <wp:docPr descr="" title="" id="56" name="Picture"/>
+                  <wp:docPr descr="" title="" id="57" name="Picture"/>
                   <a:graphic>
                     <a:graphicData uri="http://schemas.openxmlformats.org/drawingml/2006/picture">
                       <pic:pic>
                         <pic:nvPicPr>
-                          <pic:cNvPr descr="explanation_files/figure-docx/92a780cc-1-image.png" id="57" name="Picture"/>
+                          <pic:cNvPr descr="explanation_files/figure-docx/92a780cc-1-image.png" id="58" name="Picture"/>
                           <pic:cNvPicPr>
                             <a:picLocks noChangeArrowheads="1" noChangeAspect="1"/>
                           </pic:cNvPicPr>
                         </pic:nvPicPr>
                         <pic:blipFill>
-                          <a:blip r:embed="rId55"/>
+                          <a:blip r:embed="rId56"/>
                           <a:stretch>
                             <a:fillRect/>
                           </a:stretch>
@@ -20081,8 +19828,8 @@
         </w:tc>
       </w:tr>
     </w:tbl>
-    <w:bookmarkEnd w:id="58"/>
-    <w:bookmarkStart w:id="66" w:name="X1442ef9b421e1d0b9a11cac358240dfcae1062d"/>
+    <w:bookmarkEnd w:id="59"/>
+    <w:bookmarkStart w:id="67" w:name="X1442ef9b421e1d0b9a11cac358240dfcae1062d"/>
     <w:p>
       <w:pPr>
         <w:pStyle w:val="Heading2"/>
@@ -29027,7 +28774,7 @@
         <w:t xml:space="preserve">Renders the filtered DataFrame in a table format for user inspection.</w:t>
       </w:r>
     </w:p>
-    <w:bookmarkStart w:id="65" w:name="main-entry-point"/>
+    <w:bookmarkStart w:id="66" w:name="main-entry-point"/>
     <w:p>
       <w:pPr>
         <w:pStyle w:val="Heading3"/>
@@ -29780,18 +29527,18 @@
                 <wp:inline>
                   <wp:extent cx="5334000" cy="2363868"/>
                   <wp:effectExtent b="0" l="0" r="0" t="0"/>
-                  <wp:docPr descr="" title="" id="60" name="Picture"/>
+                  <wp:docPr descr="" title="" id="61" name="Picture"/>
                   <a:graphic>
                     <a:graphicData uri="http://schemas.openxmlformats.org/drawingml/2006/picture">
                       <pic:pic>
                         <pic:nvPicPr>
-                          <pic:cNvPr descr="explanation_files/figure-docx/d3ec3e7f-1-s-hf.png" id="61" name="Picture"/>
+                          <pic:cNvPr descr="explanation_files/figure-docx/d3ec3e7f-1-s-hf.png" id="62" name="Picture"/>
                           <pic:cNvPicPr>
                             <a:picLocks noChangeArrowheads="1" noChangeAspect="1"/>
                           </pic:cNvPicPr>
                         </pic:nvPicPr>
                         <pic:blipFill>
-                          <a:blip r:embed="rId59"/>
+                          <a:blip r:embed="rId60"/>
                           <a:stretch>
                             <a:fillRect/>
                           </a:stretch>
@@ -29864,18 +29611,18 @@
                 <wp:inline>
                   <wp:extent cx="5334000" cy="2871511"/>
                   <wp:effectExtent b="0" l="0" r="0" t="0"/>
-                  <wp:docPr descr="" title="" id="63" name="Picture"/>
+                  <wp:docPr descr="" title="" id="64" name="Picture"/>
                   <a:graphic>
                     <a:graphicData uri="http://schemas.openxmlformats.org/drawingml/2006/picture">
                       <pic:pic>
                         <pic:nvPicPr>
-                          <pic:cNvPr descr="explanation_files/figure-docx/d3ec3e7f-2-s3.png" id="64" name="Picture"/>
+                          <pic:cNvPr descr="explanation_files/figure-docx/d3ec3e7f-2-s3.png" id="65" name="Picture"/>
                           <pic:cNvPicPr>
                             <a:picLocks noChangeArrowheads="1" noChangeAspect="1"/>
                           </pic:cNvPicPr>
                         </pic:nvPicPr>
                         <pic:blipFill>
-                          <a:blip r:embed="rId62"/>
+                          <a:blip r:embed="rId63"/>
                           <a:stretch>
                             <a:fillRect/>
                           </a:stretch>
@@ -29918,9 +29665,9 @@
         </w:tc>
       </w:tr>
     </w:tbl>
-    <w:bookmarkEnd w:id="65"/>
     <w:bookmarkEnd w:id="66"/>
-    <w:bookmarkStart w:id="67" w:name="running-the-entire-pipeline"/>
+    <w:bookmarkEnd w:id="67"/>
+    <w:bookmarkStart w:id="68" w:name="running-the-entire-pipeline"/>
     <w:p>
       <w:pPr>
         <w:pStyle w:val="Heading2"/>
@@ -30068,8 +29815,8 @@
         <w:t xml:space="preserve"> run streamlit_ui.py</w:t>
       </w:r>
     </w:p>
-    <w:bookmarkEnd w:id="67"/>
-    <w:bookmarkStart w:id="68" w:name="key-benefits-of-this-approach"/>
+    <w:bookmarkEnd w:id="68"/>
+    <w:bookmarkStart w:id="69" w:name="key-benefits-of-this-approach"/>
     <w:p>
       <w:pPr>
         <w:pStyle w:val="Heading2"/>
@@ -30168,8 +29915,8 @@
         <w:t xml:space="preserve">: The entire pipeline is defined in code, making it easy to reproduce.</w:t>
       </w:r>
     </w:p>
-    <w:bookmarkEnd w:id="68"/>
-    <w:bookmarkStart w:id="69" w:name="improvements"/>
+    <w:bookmarkEnd w:id="69"/>
+    <w:bookmarkStart w:id="70" w:name="improvements"/>
     <w:p>
       <w:pPr>
         <w:pStyle w:val="Heading2"/>
@@ -30183,36 +29930,52 @@
         <w:pStyle w:val="FirstParagraph"/>
       </w:pPr>
       <w:r>
-        <w:t xml:space="preserve">Adding feature store - I shall be adding a feature store in v2 of this blog. This will help with Consistent feature engineering and avoid duplicating the same processing logic in different scripts etc.</w:t>
-      </w:r>
-    </w:p>
-    <w:bookmarkEnd w:id="69"/>
-    <w:bookmarkStart w:id="70" w:name="conclusion"/>
-    <w:p>
-      <w:pPr>
-        <w:pStyle w:val="Heading2"/>
-      </w:pPr>
-      <w:r>
-        <w:t xml:space="preserve">Conclusion</w:t>
+        <w:t xml:space="preserve">Adding feature store - I shall be adding a feature store in v2 of this blog. This will help with consistent feature engineering and avoid duplicating the same processing logic in different scripts etc.</w:t>
       </w:r>
     </w:p>
     <w:p>
       <w:pPr>
-        <w:pStyle w:val="FirstParagraph"/>
-      </w:pPr>
-      <w:r>
-        <w:t xml:space="preserve">In this notebook, we’ve built an end-to-end machine learning system for forecasting sticker sales. We’ve used FastAI for preprocessing, model building, Modal to run our training job, deploy and serve our model, and Streamlit for visualization.</w:t>
+        <w:pStyle w:val="BodyText"/>
+      </w:pPr>
+      <w:r>
+        <w:t xml:space="preserve">Improving latency when filtering in the streamlit ui.</w:t>
+      </w:r>
+    </w:p>
+    <w:bookmarkEnd w:id="70"/>
+    <w:bookmarkStart w:id="71" w:name="conclusion"/>
+    <w:p>
+      <w:pPr>
+        <w:pStyle w:val="Heading2"/>
+      </w:pPr>
+      <w:r>
+        <w:t xml:space="preserve">Conclusion</w:t>
       </w:r>
     </w:p>
     <w:p>
       <w:pPr>
+        <w:pStyle w:val="FirstParagraph"/>
+      </w:pPr>
+      <w:r>
+        <w:t xml:space="preserve">In this notebook, we’ve built an end-to-end machine learning system for forecasting sticker sales.</w:t>
+      </w:r>
+    </w:p>
+    <w:p>
+      <w:pPr>
         <w:pStyle w:val="BodyText"/>
       </w:pPr>
       <w:r>
-        <w:t xml:space="preserve">This approach demonstrates how modern tools can simplify the MLOps process, reducing the overhead involved in deploying machine learning solutions to production.</w:t>
+        <w:t xml:space="preserve">We’ve used FastAI for preprocessing, model building, modal to run our training job, deploy and serve our model, and streamlit for visualization.</w:t>
       </w:r>
     </w:p>
-    <w:bookmarkEnd w:id="70"/>
+    <w:p>
+      <w:pPr>
+        <w:pStyle w:val="BodyText"/>
+      </w:pPr>
+      <w:r>
+        <w:t xml:space="preserve">This approach demonstrates how modern tools can simplify the MLOps process.</w:t>
+      </w:r>
+    </w:p>
+    <w:bookmarkEnd w:id="71"/>
     <w:sectPr/>
   </w:body>
 </w:document>

--- a/explanation.docx
+++ b/explanation.docx
@@ -29930,7 +29930,15 @@
         <w:pStyle w:val="FirstParagraph"/>
       </w:pPr>
       <w:r>
-        <w:t xml:space="preserve">Adding feature store - I shall be adding a feature store in v2 of this blog. This will help with consistent feature engineering and avoid duplicating the same processing logic in different scripts etc.</w:t>
+        <w:t xml:space="preserve">Adding a feature store - I shall be adding a feature store in v2 of this blog. This will help with consistent feature engineering and avoid duplicating the same processing logic in different scripts, etc.</w:t>
+      </w:r>
+    </w:p>
+    <w:p>
+      <w:pPr>
+        <w:pStyle w:val="BodyText"/>
+      </w:pPr>
+      <w:r>
+        <w:t xml:space="preserve">Improving the underlying model - I used a basic XGBoost model for this for purposes of ease and speed. I expect to update this to use an ensemble of gradient boosting machines (XGBoost, CatBoost and LightGBM), stacking, etc so as to get improved model predictions.</w:t>
       </w:r>
     </w:p>
     <w:p>
